--- a/TOHEEB_A_HUSAIN_CV.docx
+++ b/TOHEEB_A_HUSAIN_CV.docx
@@ -9,8 +9,6 @@
           <w:rFonts w:ascii="Arial" w:hAnsi="Arial" w:cs="Arial"/>
           <w:b/>
           <w:bCs/>
-          <w:sz w:val="26"/>
-          <w:szCs w:val="26"/>
         </w:rPr>
       </w:pPr>
       <w:r>
@@ -18,20 +16,8 @@
           <w:rFonts w:ascii="Arial" w:hAnsi="Arial" w:cs="Arial"/>
           <w:b/>
           <w:bCs/>
-          <w:sz w:val="26"/>
-          <w:szCs w:val="26"/>
-        </w:rPr>
-        <w:t>T</w:t>
-      </w:r>
-      <w:r>
-        <w:rPr>
-          <w:rFonts w:ascii="Arial" w:hAnsi="Arial" w:cs="Arial"/>
-          <w:b/>
-          <w:bCs/>
-          <w:sz w:val="26"/>
-          <w:szCs w:val="26"/>
-        </w:rPr>
-        <w:t>OHEEB A. HUSAIN</w:t>
+        </w:rPr>
+        <w:t>TOHEEB A. HUSAIN</w:t>
       </w:r>
     </w:p>
     <w:p>
@@ -49,15 +35,7 @@
           <w:sz w:val="22"/>
           <w:szCs w:val="22"/>
         </w:rPr>
-        <w:t>46 Southampton Road, Northampton, NN1 8EA, En</w:t>
-      </w:r>
-      <w:r>
-        <w:rPr>
-          <w:rFonts w:ascii="Arial" w:hAnsi="Arial" w:cs="Arial"/>
-          <w:sz w:val="22"/>
-          <w:szCs w:val="22"/>
-        </w:rPr>
-        <w:t>gland</w:t>
+        <w:t>46 Southampton Road, Northampton, NN1 8EA, England</w:t>
       </w:r>
     </w:p>
     <w:p>
@@ -125,8 +103,6 @@
           <w:rFonts w:ascii="Arial" w:hAnsi="Arial" w:cs="Arial"/>
           <w:b/>
           <w:bCs/>
-          <w:sz w:val="26"/>
-          <w:szCs w:val="26"/>
         </w:rPr>
       </w:pPr>
       <w:r>
@@ -134,8 +110,6 @@
           <w:rFonts w:ascii="Arial" w:hAnsi="Arial" w:cs="Arial"/>
           <w:b/>
           <w:bCs/>
-          <w:sz w:val="26"/>
-          <w:szCs w:val="26"/>
         </w:rPr>
         <w:t>Personal Profile</w:t>
       </w:r>
@@ -182,12 +156,11 @@
     </w:p>
     <w:p>
       <w:pPr>
+        <w:spacing w:line="360" w:lineRule="auto"/>
         <w:rPr>
           <w:rFonts w:ascii="Arial" w:hAnsi="Arial" w:cs="Arial"/>
           <w:b/>
           <w:bCs/>
-          <w:sz w:val="26"/>
-          <w:szCs w:val="26"/>
         </w:rPr>
       </w:pPr>
       <w:r>
@@ -195,8 +168,322 @@
           <w:rFonts w:ascii="Arial" w:hAnsi="Arial" w:cs="Arial"/>
           <w:b/>
           <w:bCs/>
-          <w:sz w:val="26"/>
-          <w:szCs w:val="26"/>
+        </w:rPr>
+        <w:t>ACHIEVEMENTS</w:t>
+      </w:r>
+    </w:p>
+    <w:p>
+      <w:pPr>
+        <w:pStyle w:val="ListParagraph"/>
+        <w:numPr>
+          <w:ilvl w:val="0"/>
+          <w:numId w:val="17"/>
+        </w:numPr>
+        <w:spacing w:line="360" w:lineRule="auto"/>
+        <w:rPr>
+          <w:rFonts w:ascii="Arial" w:hAnsi="Arial" w:cs="Arial"/>
+        </w:rPr>
+      </w:pPr>
+      <w:r>
+        <w:rPr>
+          <w:rFonts w:ascii="Arial" w:hAnsi="Arial" w:cs="Arial"/>
+        </w:rPr>
+        <w:t xml:space="preserve">Co-led a Software Engineering project that delivered a </w:t>
+      </w:r>
+      <w:proofErr w:type="gramStart"/>
+      <w:r>
+        <w:rPr>
+          <w:rFonts w:ascii="Arial" w:hAnsi="Arial" w:cs="Arial"/>
+        </w:rPr>
+        <w:t>top-3</w:t>
+      </w:r>
+      <w:proofErr w:type="gramEnd"/>
+      <w:r>
+        <w:rPr>
+          <w:rFonts w:ascii="Arial" w:hAnsi="Arial" w:cs="Arial"/>
+        </w:rPr>
+        <w:t xml:space="preserve"> ranked solution, recogni</w:t>
+      </w:r>
+      <w:r>
+        <w:rPr>
+          <w:rFonts w:ascii="Arial" w:hAnsi="Arial" w:cs="Arial"/>
+        </w:rPr>
+        <w:t>s</w:t>
+      </w:r>
+      <w:r>
+        <w:rPr>
+          <w:rFonts w:ascii="Arial" w:hAnsi="Arial" w:cs="Arial"/>
+        </w:rPr>
+        <w:t>ed for outstanding problem-solving.</w:t>
+      </w:r>
+    </w:p>
+    <w:p>
+      <w:pPr>
+        <w:pStyle w:val="ListParagraph"/>
+        <w:numPr>
+          <w:ilvl w:val="0"/>
+          <w:numId w:val="17"/>
+        </w:numPr>
+        <w:spacing w:line="360" w:lineRule="auto"/>
+        <w:rPr>
+          <w:rFonts w:ascii="Arial" w:hAnsi="Arial" w:cs="Arial"/>
+        </w:rPr>
+      </w:pPr>
+      <w:r>
+        <w:rPr>
+          <w:rFonts w:ascii="Arial" w:hAnsi="Arial" w:cs="Arial"/>
+        </w:rPr>
+        <w:t xml:space="preserve">Self-financed my university education while managing coursework and overcoming challenges, demonstrating commitment and determination to </w:t>
+      </w:r>
+      <w:r>
+        <w:rPr>
+          <w:rFonts w:ascii="Arial" w:hAnsi="Arial" w:cs="Arial"/>
+        </w:rPr>
+        <w:t xml:space="preserve">my </w:t>
+      </w:r>
+      <w:r>
+        <w:rPr>
+          <w:rFonts w:ascii="Arial" w:hAnsi="Arial" w:cs="Arial"/>
+        </w:rPr>
+        <w:t>personal development.</w:t>
+      </w:r>
+    </w:p>
+    <w:p>
+      <w:pPr>
+        <w:rPr>
+          <w:rFonts w:ascii="Arial" w:hAnsi="Arial" w:cs="Arial"/>
+          <w:b/>
+          <w:bCs/>
+        </w:rPr>
+      </w:pPr>
+      <w:r>
+        <w:rPr>
+          <w:rFonts w:ascii="Arial" w:hAnsi="Arial" w:cs="Arial"/>
+          <w:b/>
+          <w:bCs/>
+        </w:rPr>
+        <w:t>EXPERIENCE</w:t>
+      </w:r>
+    </w:p>
+    <w:p>
+      <w:pPr>
+        <w:rPr>
+          <w:rFonts w:ascii="Arial" w:hAnsi="Arial" w:cs="Arial"/>
+          <w:sz w:val="22"/>
+          <w:szCs w:val="22"/>
+        </w:rPr>
+      </w:pPr>
+      <w:r>
+        <w:rPr>
+          <w:rFonts w:ascii="Arial" w:hAnsi="Arial" w:cs="Arial"/>
+          <w:sz w:val="22"/>
+          <w:szCs w:val="22"/>
+        </w:rPr>
+        <w:t>OCTOBER 2022 – DECEMBER 2023</w:t>
+      </w:r>
+    </w:p>
+    <w:p>
+      <w:pPr>
+        <w:rPr>
+          <w:rFonts w:ascii="Arial" w:hAnsi="Arial" w:cs="Arial"/>
+          <w:sz w:val="22"/>
+          <w:szCs w:val="22"/>
+        </w:rPr>
+      </w:pPr>
+      <w:r>
+        <w:rPr>
+          <w:rFonts w:ascii="Arial" w:hAnsi="Arial" w:cs="Arial"/>
+          <w:b/>
+          <w:bCs/>
+          <w:sz w:val="22"/>
+          <w:szCs w:val="22"/>
+        </w:rPr>
+        <w:t>WAREHOUSE OPERATIVE</w:t>
+      </w:r>
+      <w:r>
+        <w:rPr>
+          <w:rFonts w:ascii="Arial" w:hAnsi="Arial" w:cs="Arial"/>
+          <w:sz w:val="22"/>
+          <w:szCs w:val="22"/>
+        </w:rPr>
+        <w:t>, SIAMO (THE WHITE COMPANY)</w:t>
+      </w:r>
+    </w:p>
+    <w:p>
+      <w:pPr>
+        <w:pStyle w:val="ListParagraph"/>
+        <w:numPr>
+          <w:ilvl w:val="0"/>
+          <w:numId w:val="13"/>
+        </w:numPr>
+        <w:spacing w:line="276" w:lineRule="auto"/>
+        <w:rPr>
+          <w:rFonts w:ascii="Arial" w:hAnsi="Arial" w:cs="Arial"/>
+        </w:rPr>
+      </w:pPr>
+      <w:r>
+        <w:rPr>
+          <w:rFonts w:ascii="Arial" w:hAnsi="Arial" w:cs="Arial"/>
+        </w:rPr>
+        <w:t>Demonstrated strong efficiency in achieving daily and weekly performance targets.</w:t>
+      </w:r>
+    </w:p>
+    <w:p>
+      <w:pPr>
+        <w:pStyle w:val="ListParagraph"/>
+        <w:numPr>
+          <w:ilvl w:val="0"/>
+          <w:numId w:val="13"/>
+        </w:numPr>
+        <w:spacing w:line="276" w:lineRule="auto"/>
+        <w:rPr>
+          <w:rFonts w:ascii="Arial" w:hAnsi="Arial" w:cs="Arial"/>
+        </w:rPr>
+      </w:pPr>
+      <w:r>
+        <w:rPr>
+          <w:rFonts w:ascii="Arial" w:hAnsi="Arial" w:cs="Arial"/>
+        </w:rPr>
+        <w:t>Volunteered for additional responsibilities, including tidying work areas, organi</w:t>
+      </w:r>
+      <w:r>
+        <w:rPr>
+          <w:rFonts w:ascii="Arial" w:hAnsi="Arial" w:cs="Arial"/>
+        </w:rPr>
+        <w:t>s</w:t>
+      </w:r>
+      <w:r>
+        <w:rPr>
+          <w:rFonts w:ascii="Arial" w:hAnsi="Arial" w:cs="Arial"/>
+        </w:rPr>
+        <w:t>ing trolleys, and managing scanners.</w:t>
+      </w:r>
+    </w:p>
+    <w:p>
+      <w:pPr>
+        <w:rPr>
+          <w:rFonts w:ascii="Arial" w:hAnsi="Arial" w:cs="Arial"/>
+          <w:sz w:val="22"/>
+          <w:szCs w:val="22"/>
+        </w:rPr>
+      </w:pPr>
+      <w:r>
+        <w:rPr>
+          <w:rFonts w:ascii="Arial" w:hAnsi="Arial" w:cs="Arial"/>
+          <w:sz w:val="22"/>
+          <w:szCs w:val="22"/>
+        </w:rPr>
+        <w:t>JANUARY 2024 – PRESENT</w:t>
+      </w:r>
+    </w:p>
+    <w:p>
+      <w:pPr>
+        <w:rPr>
+          <w:rFonts w:ascii="Arial" w:hAnsi="Arial" w:cs="Arial"/>
+          <w:sz w:val="22"/>
+          <w:szCs w:val="22"/>
+        </w:rPr>
+      </w:pPr>
+      <w:r>
+        <w:rPr>
+          <w:rFonts w:ascii="Arial" w:hAnsi="Arial" w:cs="Arial"/>
+          <w:b/>
+          <w:bCs/>
+          <w:sz w:val="22"/>
+          <w:szCs w:val="22"/>
+        </w:rPr>
+        <w:t>WAREHOUSE OPERATIVE</w:t>
+      </w:r>
+      <w:r>
+        <w:rPr>
+          <w:rFonts w:ascii="Arial" w:hAnsi="Arial" w:cs="Arial"/>
+          <w:sz w:val="22"/>
+          <w:szCs w:val="22"/>
+        </w:rPr>
+        <w:t>, ANGARD STAFFING (ROYAL MAIL)</w:t>
+      </w:r>
+    </w:p>
+    <w:p>
+      <w:pPr>
+        <w:pStyle w:val="ListParagraph"/>
+        <w:numPr>
+          <w:ilvl w:val="1"/>
+          <w:numId w:val="14"/>
+        </w:numPr>
+        <w:spacing w:line="276" w:lineRule="auto"/>
+        <w:ind w:left="709" w:hanging="425"/>
+        <w:rPr>
+          <w:rFonts w:ascii="Arial" w:hAnsi="Arial" w:cs="Arial"/>
+        </w:rPr>
+      </w:pPr>
+      <w:r>
+        <w:rPr>
+          <w:rFonts w:ascii="Arial" w:hAnsi="Arial" w:cs="Arial"/>
+          <w:b/>
+          <w:bCs/>
+        </w:rPr>
+        <w:t>Mail Sorting:</w:t>
+      </w:r>
+      <w:r>
+        <w:rPr>
+          <w:rFonts w:ascii="Arial" w:hAnsi="Arial" w:cs="Arial"/>
+        </w:rPr>
+        <w:t xml:space="preserve"> Efficiently sort incoming and outgoing mail to ensure packages are delivered to the correct addresses by verifying postcode accuracy.</w:t>
+      </w:r>
+    </w:p>
+    <w:p>
+      <w:pPr>
+        <w:pStyle w:val="ListParagraph"/>
+        <w:numPr>
+          <w:ilvl w:val="1"/>
+          <w:numId w:val="14"/>
+        </w:numPr>
+        <w:spacing w:line="276" w:lineRule="auto"/>
+        <w:ind w:left="709" w:hanging="425"/>
+        <w:rPr>
+          <w:rFonts w:ascii="Arial" w:hAnsi="Arial" w:cs="Arial"/>
+        </w:rPr>
+      </w:pPr>
+      <w:r>
+        <w:rPr>
+          <w:rFonts w:ascii="Arial" w:hAnsi="Arial" w:cs="Arial"/>
+          <w:b/>
+          <w:bCs/>
+        </w:rPr>
+        <w:t>Dispatching Items:</w:t>
+      </w:r>
+      <w:r>
+        <w:rPr>
+          <w:rFonts w:ascii="Arial" w:hAnsi="Arial" w:cs="Arial"/>
+        </w:rPr>
+        <w:t xml:space="preserve"> Timely d</w:t>
+      </w:r>
+      <w:r>
+        <w:rPr>
+          <w:rFonts w:ascii="Arial" w:hAnsi="Arial" w:cs="Arial"/>
+        </w:rPr>
+        <w:t>e</w:t>
+      </w:r>
+      <w:r>
+        <w:rPr>
+          <w:rFonts w:ascii="Arial" w:hAnsi="Arial" w:cs="Arial"/>
+        </w:rPr>
+        <w:t>spatch packages to ensure they reach recipients at the expected delivery times.</w:t>
+      </w:r>
+    </w:p>
+    <w:p>
+      <w:pPr>
+        <w:rPr>
+          <w:rFonts w:ascii="Arial" w:hAnsi="Arial" w:cs="Arial"/>
+          <w:b/>
+          <w:bCs/>
+        </w:rPr>
+      </w:pPr>
+      <w:r>
+        <w:rPr>
+          <w:rFonts w:ascii="Arial" w:hAnsi="Arial" w:cs="Arial"/>
+          <w:b/>
+          <w:bCs/>
         </w:rPr>
         <w:t>Projects</w:t>
       </w:r>
@@ -226,19 +513,7 @@
         <w:rPr>
           <w:rFonts w:ascii="Arial" w:hAnsi="Arial" w:cs="Arial"/>
         </w:rPr>
-        <w:t xml:space="preserve">As part of our group project, </w:t>
-      </w:r>
-      <w:r>
-        <w:rPr>
-          <w:rFonts w:ascii="Arial" w:hAnsi="Arial" w:cs="Arial"/>
-        </w:rPr>
-        <w:t>we</w:t>
-      </w:r>
-      <w:r>
-        <w:rPr>
-          <w:rFonts w:ascii="Arial" w:hAnsi="Arial" w:cs="Arial"/>
-        </w:rPr>
-        <w:t xml:space="preserve"> developed a comprehensive software solution aimed at moderni</w:t>
+        <w:t>As part of our group project, we developed a comprehensive software solution aimed at moderni</w:t>
       </w:r>
       <w:r>
         <w:rPr>
@@ -262,13 +537,7 @@
         <w:rPr>
           <w:rFonts w:ascii="Arial" w:hAnsi="Arial" w:cs="Arial"/>
         </w:rPr>
-        <w:t>e</w:t>
-      </w:r>
-      <w:r>
-        <w:rPr>
-          <w:rFonts w:ascii="Arial" w:hAnsi="Arial" w:cs="Arial"/>
-        </w:rPr>
-        <w:t>.</w:t>
+        <w:t>e.</w:t>
       </w:r>
     </w:p>
     <w:p>
@@ -296,20 +565,16 @@
         <w:rPr>
           <w:rFonts w:ascii="Arial" w:hAnsi="Arial" w:cs="Arial"/>
         </w:rPr>
-        <w:t>An interactive web game built using HTML, CSS, &amp; JavaScript</w:t>
-      </w:r>
-      <w:r>
-        <w:rPr>
-          <w:rFonts w:ascii="Arial" w:hAnsi="Arial" w:cs="Arial"/>
-        </w:rPr>
-        <w:t>.</w:t>
-      </w:r>
-      <w:r>
-        <w:rPr>
-          <w:rFonts w:ascii="Arial" w:hAnsi="Arial" w:cs="Arial"/>
-        </w:rPr>
-        <w:t>[https://github.com/toheeb-orelope/UON-First-Year-Ass-Interactive-Game]</w:t>
-      </w:r>
+        <w:t>An interactive web game built using HTML, CSS, &amp; JavaScript.</w:t>
+      </w:r>
+    </w:p>
+    <w:p>
+      <w:pPr>
+        <w:spacing w:line="276" w:lineRule="auto"/>
+        <w:rPr>
+          <w:rFonts w:ascii="Arial" w:hAnsi="Arial" w:cs="Arial"/>
+        </w:rPr>
+      </w:pPr>
     </w:p>
     <w:p>
       <w:pPr>
@@ -332,6 +597,7 @@
           <w:b/>
           <w:bCs/>
         </w:rPr>
+        <w:lastRenderedPageBreak/>
         <w:t>iOS Development Projects:</w:t>
       </w:r>
     </w:p>
@@ -366,7 +632,35 @@
         <w:rPr>
           <w:rFonts w:ascii="Arial" w:hAnsi="Arial" w:cs="Arial"/>
         </w:rPr>
-        <w:t>iOS apps, including a Map App, Cryptocurrency App, TodoList, and Grocery App, using Swift and SwiftUI.</w:t>
+        <w:t xml:space="preserve">iOS apps, including a Map App, Cryptocurrency App, </w:t>
+      </w:r>
+      <w:proofErr w:type="spellStart"/>
+      <w:r>
+        <w:rPr>
+          <w:rFonts w:ascii="Arial" w:hAnsi="Arial" w:cs="Arial"/>
+        </w:rPr>
+        <w:t>TodoList</w:t>
+      </w:r>
+      <w:proofErr w:type="spellEnd"/>
+      <w:r>
+        <w:rPr>
+          <w:rFonts w:ascii="Arial" w:hAnsi="Arial" w:cs="Arial"/>
+        </w:rPr>
+        <w:t xml:space="preserve">, and Grocery App, using Swift and </w:t>
+      </w:r>
+      <w:proofErr w:type="spellStart"/>
+      <w:r>
+        <w:rPr>
+          <w:rFonts w:ascii="Arial" w:hAnsi="Arial" w:cs="Arial"/>
+        </w:rPr>
+        <w:t>SwiftUI</w:t>
+      </w:r>
+      <w:proofErr w:type="spellEnd"/>
+      <w:r>
+        <w:rPr>
+          <w:rFonts w:ascii="Arial" w:hAnsi="Arial" w:cs="Arial"/>
+        </w:rPr>
+        <w:t>.</w:t>
       </w:r>
     </w:p>
     <w:p>
@@ -386,37 +680,7 @@
         <w:rPr>
           <w:rFonts w:ascii="Arial" w:hAnsi="Arial" w:cs="Arial"/>
         </w:rPr>
-        <w:t xml:space="preserve">Gained expertise in MVVM architecture, Core Data for data persistence, and caching for local storage during a self-guided </w:t>
-      </w:r>
-      <w:r>
-        <w:rPr>
-          <w:rFonts w:ascii="Arial" w:hAnsi="Arial" w:cs="Arial"/>
-        </w:rPr>
-        <w:t>YouTube</w:t>
-      </w:r>
-      <w:r>
-        <w:rPr>
-          <w:rFonts w:ascii="Arial" w:hAnsi="Arial" w:cs="Arial"/>
-        </w:rPr>
-        <w:t xml:space="preserve"> </w:t>
-      </w:r>
-      <w:r>
-        <w:rPr>
-          <w:rFonts w:ascii="Arial" w:hAnsi="Arial" w:cs="Arial"/>
-        </w:rPr>
-        <w:t>course over my first-year summer</w:t>
-      </w:r>
-      <w:r>
-        <w:rPr>
-          <w:rFonts w:ascii="Arial" w:hAnsi="Arial" w:cs="Arial"/>
-        </w:rPr>
-        <w:t xml:space="preserve"> holiday</w:t>
-      </w:r>
-      <w:r>
-        <w:rPr>
-          <w:rFonts w:ascii="Arial" w:hAnsi="Arial" w:cs="Arial"/>
-        </w:rPr>
-        <w:t>.</w:t>
+        <w:t>Gained expertise in MVVM architecture, Core Data for data persistence, and caching for local storage during a self-guided YouTube course over my first-year summer holiday.</w:t>
       </w:r>
     </w:p>
     <w:p>
@@ -431,27 +695,14 @@
         <w:rPr>
           <w:rFonts w:ascii="Arial" w:hAnsi="Arial" w:cs="Arial"/>
           <w:b/>
-          <w:sz w:val="26"/>
-          <w:szCs w:val="26"/>
         </w:rPr>
       </w:pPr>
       <w:r>
         <w:rPr>
           <w:rFonts w:ascii="Arial" w:hAnsi="Arial" w:cs="Arial"/>
           <w:b/>
-          <w:sz w:val="26"/>
-          <w:szCs w:val="26"/>
-        </w:rPr>
-        <w:t>E</w:t>
-      </w:r>
-      <w:r>
-        <w:rPr>
-          <w:rFonts w:ascii="Arial" w:hAnsi="Arial" w:cs="Arial"/>
-          <w:b/>
-          <w:sz w:val="26"/>
-          <w:szCs w:val="26"/>
-        </w:rPr>
-        <w:t>ducation</w:t>
+        </w:rPr>
+        <w:t>Education</w:t>
       </w:r>
     </w:p>
     <w:p>
@@ -491,23 +742,7 @@
           <w:sz w:val="22"/>
           <w:szCs w:val="22"/>
         </w:rPr>
-        <w:t xml:space="preserve">BACHELOR’S IN COMPUTER SCIENCE (Year 2 </w:t>
-      </w:r>
-      <w:r>
-        <w:rPr>
-          <w:rFonts w:ascii="Arial" w:hAnsi="Arial" w:cs="Arial"/>
-          <w:sz w:val="22"/>
-          <w:szCs w:val="22"/>
-        </w:rPr>
-        <w:t>ONGOING</w:t>
-      </w:r>
-      <w:r>
-        <w:rPr>
-          <w:rFonts w:ascii="Arial" w:hAnsi="Arial" w:cs="Arial"/>
-          <w:sz w:val="22"/>
-          <w:szCs w:val="22"/>
-        </w:rPr>
-        <w:t>)</w:t>
+        <w:t>BACHELOR’S IN COMPUTER SCIENCE (Year 2 ONGOING)</w:t>
       </w:r>
     </w:p>
     <w:p>
@@ -563,19 +798,7 @@
         <w:rPr>
           <w:rFonts w:ascii="Arial" w:hAnsi="Arial" w:cs="Arial"/>
         </w:rPr>
-        <w:t xml:space="preserve">Problem Solving g and Programming: </w:t>
-      </w:r>
-      <w:r>
-        <w:rPr>
-          <w:rFonts w:ascii="Arial" w:hAnsi="Arial" w:cs="Arial"/>
-        </w:rPr>
-        <w:t>B</w:t>
-      </w:r>
-      <w:r>
-        <w:rPr>
-          <w:rFonts w:ascii="Arial" w:hAnsi="Arial" w:cs="Arial"/>
-        </w:rPr>
-        <w:t>+</w:t>
+        <w:t>Software Engineering Fundamentals: A</w:t>
       </w:r>
     </w:p>
     <w:p>
@@ -595,25 +818,7 @@
         <w:rPr>
           <w:rFonts w:ascii="Arial" w:hAnsi="Arial" w:cs="Arial"/>
         </w:rPr>
-        <w:t xml:space="preserve">Software </w:t>
-      </w:r>
-      <w:r>
-        <w:rPr>
-          <w:rFonts w:ascii="Arial" w:hAnsi="Arial" w:cs="Arial"/>
-        </w:rPr>
-        <w:t xml:space="preserve">Engineering </w:t>
-      </w:r>
-      <w:r>
-        <w:rPr>
-          <w:rFonts w:ascii="Arial" w:hAnsi="Arial" w:cs="Arial"/>
-        </w:rPr>
-        <w:t>Fundamentals:</w:t>
-      </w:r>
-      <w:r>
-        <w:rPr>
-          <w:rFonts w:ascii="Arial" w:hAnsi="Arial" w:cs="Arial"/>
-        </w:rPr>
-        <w:t xml:space="preserve"> A</w:t>
+        <w:t>Computer Systems: A</w:t>
       </w:r>
     </w:p>
     <w:p>
@@ -633,139 +838,8 @@
         <w:rPr>
           <w:rFonts w:ascii="Arial" w:hAnsi="Arial" w:cs="Arial"/>
         </w:rPr>
-        <w:t xml:space="preserve">Computer </w:t>
-      </w:r>
-      <w:r>
-        <w:rPr>
-          <w:rFonts w:ascii="Arial" w:hAnsi="Arial" w:cs="Arial"/>
-        </w:rPr>
-        <w:t>Systems:</w:t>
-      </w:r>
-      <w:r>
-        <w:rPr>
-          <w:rFonts w:ascii="Arial" w:hAnsi="Arial" w:cs="Arial"/>
-        </w:rPr>
-        <w:t xml:space="preserve"> </w:t>
-      </w:r>
-      <w:r>
-        <w:rPr>
-          <w:rFonts w:ascii="Arial" w:hAnsi="Arial" w:cs="Arial"/>
-        </w:rPr>
-        <w:t>A</w:t>
-      </w:r>
-    </w:p>
-    <w:p>
-      <w:pPr>
-        <w:pStyle w:val="ListParagraph"/>
-        <w:numPr>
-          <w:ilvl w:val="0"/>
-          <w:numId w:val="10"/>
-        </w:numPr>
-        <w:spacing w:line="276" w:lineRule="auto"/>
-        <w:ind w:left="709" w:hanging="283"/>
-        <w:rPr>
-          <w:rFonts w:ascii="Arial" w:hAnsi="Arial" w:cs="Arial"/>
-        </w:rPr>
-      </w:pPr>
-      <w:r>
-        <w:rPr>
-          <w:rFonts w:ascii="Arial" w:hAnsi="Arial" w:cs="Arial"/>
-        </w:rPr>
-        <w:t>Mathematics For Computer Science B</w:t>
-      </w:r>
-    </w:p>
-    <w:p>
-      <w:pPr>
-        <w:pStyle w:val="ListParagraph"/>
-        <w:numPr>
-          <w:ilvl w:val="0"/>
-          <w:numId w:val="10"/>
-        </w:numPr>
-        <w:spacing w:line="276" w:lineRule="auto"/>
-        <w:ind w:left="709" w:hanging="283"/>
-        <w:rPr>
-          <w:rFonts w:ascii="Arial" w:hAnsi="Arial" w:cs="Arial"/>
-        </w:rPr>
-      </w:pPr>
-      <w:r>
-        <w:rPr>
-          <w:rFonts w:ascii="Arial" w:hAnsi="Arial" w:cs="Arial"/>
-        </w:rPr>
-        <w:t>Computer Communications A-</w:t>
-      </w:r>
-    </w:p>
-    <w:p>
-      <w:pPr>
-        <w:pStyle w:val="ListParagraph"/>
-        <w:numPr>
-          <w:ilvl w:val="0"/>
-          <w:numId w:val="10"/>
-        </w:numPr>
-        <w:spacing w:line="276" w:lineRule="auto"/>
-        <w:ind w:left="709" w:hanging="283"/>
-        <w:rPr>
-          <w:rFonts w:ascii="Arial" w:hAnsi="Arial" w:cs="Arial"/>
-        </w:rPr>
-      </w:pPr>
-      <w:r>
-        <w:rPr>
-          <w:rFonts w:ascii="Arial" w:hAnsi="Arial" w:cs="Arial"/>
-        </w:rPr>
-        <w:t>Web Deve</w:t>
-      </w:r>
-      <w:r>
-        <w:rPr>
-          <w:rFonts w:ascii="Arial" w:hAnsi="Arial" w:cs="Arial"/>
-        </w:rPr>
-        <w:t>lopment A+</w:t>
-      </w:r>
-    </w:p>
-    <w:p>
-      <w:pPr>
-        <w:pStyle w:val="ListParagraph"/>
-        <w:ind w:left="709"/>
-        <w:rPr>
-          <w:rFonts w:ascii="Arial" w:hAnsi="Arial" w:cs="Arial"/>
-          <w:sz w:val="22"/>
-          <w:szCs w:val="22"/>
-        </w:rPr>
-      </w:pPr>
-    </w:p>
-    <w:p>
-      <w:pPr>
-        <w:rPr>
-          <w:rFonts w:ascii="Arial" w:hAnsi="Arial" w:cs="Arial"/>
-          <w:sz w:val="22"/>
-          <w:szCs w:val="22"/>
-        </w:rPr>
-      </w:pPr>
-    </w:p>
-    <w:p>
-      <w:pPr>
-        <w:rPr>
-          <w:rFonts w:ascii="Arial" w:hAnsi="Arial" w:cs="Arial"/>
-          <w:sz w:val="22"/>
-          <w:szCs w:val="22"/>
-        </w:rPr>
-      </w:pPr>
-    </w:p>
-    <w:p>
-      <w:pPr>
-        <w:rPr>
-          <w:rFonts w:ascii="Arial" w:hAnsi="Arial" w:cs="Arial"/>
-          <w:sz w:val="22"/>
-          <w:szCs w:val="22"/>
-        </w:rPr>
-      </w:pPr>
-    </w:p>
-    <w:p>
-      <w:pPr>
-        <w:rPr>
-          <w:rFonts w:ascii="Arial" w:hAnsi="Arial" w:cs="Arial"/>
-          <w:sz w:val="22"/>
-          <w:szCs w:val="22"/>
-        </w:rPr>
-      </w:pPr>
+        <w:t>Web Development A+</w:t>
+      </w:r>
     </w:p>
     <w:p>
       <w:pPr>
@@ -773,8 +847,6 @@
           <w:rFonts w:ascii="Arial" w:hAnsi="Arial" w:cs="Arial"/>
           <w:b/>
           <w:bCs/>
-          <w:sz w:val="26"/>
-          <w:szCs w:val="26"/>
         </w:rPr>
       </w:pPr>
       <w:r>
@@ -782,365 +854,8 @@
           <w:rFonts w:ascii="Arial" w:hAnsi="Arial" w:cs="Arial"/>
           <w:b/>
           <w:bCs/>
-          <w:sz w:val="26"/>
-          <w:szCs w:val="26"/>
-        </w:rPr>
-        <w:t>EXPERIENCE</w:t>
-      </w:r>
-    </w:p>
-    <w:p>
-      <w:pPr>
-        <w:rPr>
-          <w:rFonts w:ascii="Arial" w:hAnsi="Arial" w:cs="Arial"/>
-          <w:sz w:val="22"/>
-          <w:szCs w:val="22"/>
-        </w:rPr>
-      </w:pPr>
-      <w:r>
-        <w:rPr>
-          <w:rFonts w:ascii="Arial" w:hAnsi="Arial" w:cs="Arial"/>
-          <w:sz w:val="22"/>
-          <w:szCs w:val="22"/>
-        </w:rPr>
-        <w:t>OCTOBER 2022 – DECEMBER 2023</w:t>
-      </w:r>
-    </w:p>
-    <w:p>
-      <w:pPr>
-        <w:rPr>
-          <w:rFonts w:ascii="Arial" w:hAnsi="Arial" w:cs="Arial"/>
-          <w:sz w:val="22"/>
-          <w:szCs w:val="22"/>
-        </w:rPr>
-      </w:pPr>
-      <w:r>
-        <w:rPr>
-          <w:rFonts w:ascii="Arial" w:hAnsi="Arial" w:cs="Arial"/>
-          <w:b/>
-          <w:bCs/>
-          <w:sz w:val="22"/>
-          <w:szCs w:val="22"/>
-        </w:rPr>
-        <w:t>WAREHOUSE OPERATIVE</w:t>
-      </w:r>
-      <w:r>
-        <w:rPr>
-          <w:rFonts w:ascii="Arial" w:hAnsi="Arial" w:cs="Arial"/>
-          <w:sz w:val="22"/>
-          <w:szCs w:val="22"/>
-        </w:rPr>
-        <w:t xml:space="preserve">, </w:t>
-      </w:r>
-      <w:r>
-        <w:rPr>
-          <w:rFonts w:ascii="Arial" w:hAnsi="Arial" w:cs="Arial"/>
-          <w:sz w:val="22"/>
-          <w:szCs w:val="22"/>
-        </w:rPr>
-        <w:t>SIAMO (THE WHITE COMPANY)</w:t>
-      </w:r>
-    </w:p>
-    <w:p>
-      <w:pPr>
-        <w:pStyle w:val="ListParagraph"/>
-        <w:numPr>
-          <w:ilvl w:val="0"/>
-          <w:numId w:val="13"/>
-        </w:numPr>
-        <w:spacing w:line="276" w:lineRule="auto"/>
-        <w:rPr>
-          <w:rFonts w:ascii="Arial" w:hAnsi="Arial" w:cs="Arial"/>
-        </w:rPr>
-      </w:pPr>
-      <w:r>
-        <w:rPr>
-          <w:rFonts w:ascii="Arial" w:hAnsi="Arial" w:cs="Arial"/>
-        </w:rPr>
-        <w:t>Demonstrated strong efficiency in achieving daily and weekly performance targets.</w:t>
-      </w:r>
-    </w:p>
-    <w:p>
-      <w:pPr>
-        <w:pStyle w:val="ListParagraph"/>
-        <w:numPr>
-          <w:ilvl w:val="0"/>
-          <w:numId w:val="13"/>
-        </w:numPr>
-        <w:spacing w:line="276" w:lineRule="auto"/>
-        <w:rPr>
-          <w:rFonts w:ascii="Arial" w:hAnsi="Arial" w:cs="Arial"/>
-        </w:rPr>
-      </w:pPr>
-      <w:r>
-        <w:rPr>
-          <w:rFonts w:ascii="Arial" w:hAnsi="Arial" w:cs="Arial"/>
-        </w:rPr>
-        <w:t>Maintained a balance between speed and accuracy to ensure tasks were completed effectively.</w:t>
-      </w:r>
-    </w:p>
-    <w:p>
-      <w:pPr>
-        <w:pStyle w:val="ListParagraph"/>
-        <w:numPr>
-          <w:ilvl w:val="0"/>
-          <w:numId w:val="13"/>
-        </w:numPr>
-        <w:spacing w:line="276" w:lineRule="auto"/>
-        <w:rPr>
-          <w:rFonts w:ascii="Arial" w:hAnsi="Arial" w:cs="Arial"/>
-        </w:rPr>
-      </w:pPr>
-      <w:r>
-        <w:rPr>
-          <w:rFonts w:ascii="Arial" w:hAnsi="Arial" w:cs="Arial"/>
-        </w:rPr>
-        <w:t>Volunteered for additional responsibilities, including tidying work areas, organi</w:t>
-      </w:r>
-      <w:r>
-        <w:rPr>
-          <w:rFonts w:ascii="Arial" w:hAnsi="Arial" w:cs="Arial"/>
-        </w:rPr>
-        <w:t>s</w:t>
-      </w:r>
-      <w:r>
-        <w:rPr>
-          <w:rFonts w:ascii="Arial" w:hAnsi="Arial" w:cs="Arial"/>
-        </w:rPr>
-        <w:t>ing trolleys, and managing scanners.</w:t>
-      </w:r>
-    </w:p>
-    <w:p>
-      <w:pPr>
-        <w:rPr>
-          <w:rFonts w:ascii="Arial" w:hAnsi="Arial" w:cs="Arial"/>
-          <w:sz w:val="22"/>
-          <w:szCs w:val="22"/>
-        </w:rPr>
-      </w:pPr>
-      <w:r>
-        <w:rPr>
-          <w:rFonts w:ascii="Arial" w:hAnsi="Arial" w:cs="Arial"/>
-          <w:sz w:val="22"/>
-          <w:szCs w:val="22"/>
-        </w:rPr>
-        <w:t>JANUARY 2024 – PRESENT</w:t>
-      </w:r>
-    </w:p>
-    <w:p>
-      <w:pPr>
-        <w:rPr>
-          <w:rFonts w:ascii="Arial" w:hAnsi="Arial" w:cs="Arial"/>
-          <w:sz w:val="22"/>
-          <w:szCs w:val="22"/>
-        </w:rPr>
-      </w:pPr>
-      <w:r>
-        <w:rPr>
-          <w:rFonts w:ascii="Arial" w:hAnsi="Arial" w:cs="Arial"/>
-          <w:b/>
-          <w:bCs/>
-          <w:sz w:val="22"/>
-          <w:szCs w:val="22"/>
-        </w:rPr>
-        <w:t>WAREHOUSE OPERATIVE</w:t>
-      </w:r>
-      <w:r>
-        <w:rPr>
-          <w:rFonts w:ascii="Arial" w:hAnsi="Arial" w:cs="Arial"/>
-          <w:sz w:val="22"/>
-          <w:szCs w:val="22"/>
-        </w:rPr>
-        <w:t xml:space="preserve">, ANGARD </w:t>
-      </w:r>
-      <w:r>
-        <w:rPr>
-          <w:rFonts w:ascii="Arial" w:hAnsi="Arial" w:cs="Arial"/>
-          <w:sz w:val="22"/>
-          <w:szCs w:val="22"/>
-        </w:rPr>
-        <w:t>STAFFING (</w:t>
-      </w:r>
-      <w:r>
-        <w:rPr>
-          <w:rFonts w:ascii="Arial" w:hAnsi="Arial" w:cs="Arial"/>
-          <w:sz w:val="22"/>
-          <w:szCs w:val="22"/>
-        </w:rPr>
-        <w:t>ROYAL MAIL)</w:t>
-      </w:r>
-    </w:p>
-    <w:p>
-      <w:pPr>
-        <w:pStyle w:val="ListParagraph"/>
-        <w:numPr>
-          <w:ilvl w:val="1"/>
-          <w:numId w:val="14"/>
-        </w:numPr>
-        <w:spacing w:line="276" w:lineRule="auto"/>
-        <w:ind w:left="709" w:hanging="425"/>
-        <w:rPr>
-          <w:rFonts w:ascii="Arial" w:hAnsi="Arial" w:cs="Arial"/>
-        </w:rPr>
-      </w:pPr>
-      <w:r>
-        <w:rPr>
-          <w:rFonts w:ascii="Arial" w:hAnsi="Arial" w:cs="Arial"/>
-          <w:b/>
-          <w:bCs/>
-        </w:rPr>
-        <w:t>Mail Sorting:</w:t>
-      </w:r>
-      <w:r>
-        <w:rPr>
-          <w:rFonts w:ascii="Arial" w:hAnsi="Arial" w:cs="Arial"/>
-        </w:rPr>
-        <w:t xml:space="preserve"> Efficiently sort incoming and outgoing mail to ensure packages are delivered to the correct addresses by verifying postcode accuracy.</w:t>
-      </w:r>
-    </w:p>
-    <w:p>
-      <w:pPr>
-        <w:pStyle w:val="ListParagraph"/>
-        <w:numPr>
-          <w:ilvl w:val="1"/>
-          <w:numId w:val="14"/>
-        </w:numPr>
-        <w:spacing w:line="276" w:lineRule="auto"/>
-        <w:ind w:left="709" w:hanging="425"/>
-        <w:rPr>
-          <w:rFonts w:ascii="Arial" w:hAnsi="Arial" w:cs="Arial"/>
-        </w:rPr>
-      </w:pPr>
-      <w:r>
-        <w:rPr>
-          <w:rFonts w:ascii="Arial" w:hAnsi="Arial" w:cs="Arial"/>
-          <w:b/>
-          <w:bCs/>
-        </w:rPr>
-        <w:t>Dispatching Items:</w:t>
-      </w:r>
-      <w:r>
-        <w:rPr>
-          <w:rFonts w:ascii="Arial" w:hAnsi="Arial" w:cs="Arial"/>
-        </w:rPr>
-        <w:t xml:space="preserve"> Timely d</w:t>
-      </w:r>
-      <w:r>
-        <w:rPr>
-          <w:rFonts w:ascii="Arial" w:hAnsi="Arial" w:cs="Arial"/>
-        </w:rPr>
-        <w:t>e</w:t>
-      </w:r>
-      <w:r>
-        <w:rPr>
-          <w:rFonts w:ascii="Arial" w:hAnsi="Arial" w:cs="Arial"/>
-        </w:rPr>
-        <w:t>spatch packages to ensure they reach recipients at the expected delivery times.</w:t>
-      </w:r>
-    </w:p>
-    <w:p>
-      <w:pPr>
-        <w:pStyle w:val="ListParagraph"/>
-        <w:numPr>
-          <w:ilvl w:val="1"/>
-          <w:numId w:val="14"/>
-        </w:numPr>
-        <w:spacing w:line="276" w:lineRule="auto"/>
-        <w:ind w:left="709" w:hanging="425"/>
-        <w:rPr>
-          <w:rFonts w:ascii="Arial" w:hAnsi="Arial" w:cs="Arial"/>
-        </w:rPr>
-      </w:pPr>
-      <w:r>
-        <w:rPr>
-          <w:rFonts w:ascii="Arial" w:hAnsi="Arial" w:cs="Arial"/>
-          <w:b/>
-          <w:bCs/>
-        </w:rPr>
-        <w:t>Safety Compliance:</w:t>
-      </w:r>
-      <w:r>
-        <w:rPr>
-          <w:rFonts w:ascii="Arial" w:hAnsi="Arial" w:cs="Arial"/>
-        </w:rPr>
-        <w:t xml:space="preserve"> Prioriti</w:t>
-      </w:r>
-      <w:r>
-        <w:rPr>
-          <w:rFonts w:ascii="Arial" w:hAnsi="Arial" w:cs="Arial"/>
-        </w:rPr>
-        <w:t>s</w:t>
-      </w:r>
-      <w:r>
-        <w:rPr>
-          <w:rFonts w:ascii="Arial" w:hAnsi="Arial" w:cs="Arial"/>
-        </w:rPr>
-        <w:t>e safety by adhering to safeguarding policies and procedures to create a secure work environment.</w:t>
-      </w:r>
-    </w:p>
-    <w:p>
-      <w:pPr>
-        <w:pStyle w:val="ListParagraph"/>
-        <w:numPr>
-          <w:ilvl w:val="1"/>
-          <w:numId w:val="14"/>
-        </w:numPr>
-        <w:spacing w:line="276" w:lineRule="auto"/>
-        <w:ind w:left="709" w:hanging="425"/>
-        <w:rPr>
-          <w:rFonts w:ascii="Arial" w:hAnsi="Arial" w:cs="Arial"/>
-        </w:rPr>
-      </w:pPr>
-      <w:r>
-        <w:rPr>
-          <w:rFonts w:ascii="Arial" w:hAnsi="Arial" w:cs="Arial"/>
-          <w:b/>
-          <w:bCs/>
-        </w:rPr>
-        <w:t>Regulatory Adherence:</w:t>
-      </w:r>
-      <w:r>
-        <w:rPr>
-          <w:rFonts w:ascii="Arial" w:hAnsi="Arial" w:cs="Arial"/>
-        </w:rPr>
-        <w:t xml:space="preserve"> Follow company rules and regulations to maintain operational standards and ensure consistent service quality.</w:t>
-      </w:r>
-    </w:p>
-    <w:p>
-      <w:pPr>
-        <w:rPr>
-          <w:rFonts w:ascii="Arial" w:hAnsi="Arial" w:cs="Arial"/>
-        </w:rPr>
-      </w:pPr>
-    </w:p>
-    <w:p>
-      <w:pPr>
-        <w:rPr>
-          <w:rFonts w:ascii="Arial" w:hAnsi="Arial" w:cs="Arial"/>
-          <w:b/>
-          <w:bCs/>
-          <w:sz w:val="26"/>
-          <w:szCs w:val="26"/>
-        </w:rPr>
-      </w:pPr>
-      <w:r>
-        <w:rPr>
-          <w:rFonts w:ascii="Arial" w:hAnsi="Arial" w:cs="Arial"/>
-          <w:b/>
-          <w:bCs/>
-          <w:sz w:val="26"/>
-          <w:szCs w:val="26"/>
-        </w:rPr>
-        <w:t>TECHNICAL SKILL</w:t>
-      </w:r>
-      <w:r>
-        <w:rPr>
-          <w:rFonts w:ascii="Arial" w:hAnsi="Arial" w:cs="Arial"/>
-          <w:b/>
-          <w:bCs/>
-          <w:sz w:val="26"/>
-          <w:szCs w:val="26"/>
-        </w:rPr>
-        <w:t>S</w:t>
+        </w:rPr>
+        <w:t>TECHNICAL SKILLS</w:t>
       </w:r>
     </w:p>
     <w:p>
@@ -1161,31 +876,7 @@
         <w:rPr>
           <w:rFonts w:ascii="Arial" w:hAnsi="Arial" w:cs="Arial"/>
         </w:rPr>
-        <w:t>Python</w:t>
-      </w:r>
-      <w:r>
-        <w:rPr>
-          <w:rFonts w:ascii="Arial" w:hAnsi="Arial" w:cs="Arial"/>
-        </w:rPr>
-        <w:t xml:space="preserve"> (</w:t>
-      </w:r>
-      <w:r>
-        <w:rPr>
-          <w:rFonts w:ascii="Arial" w:hAnsi="Arial" w:cs="Arial"/>
-        </w:rPr>
-        <w:t>Intermediate</w:t>
-      </w:r>
-      <w:r>
-        <w:rPr>
-          <w:rFonts w:ascii="Arial" w:hAnsi="Arial" w:cs="Arial"/>
-        </w:rPr>
-        <w:t>)</w:t>
-      </w:r>
-      <w:r>
-        <w:rPr>
-          <w:rFonts w:ascii="Arial" w:hAnsi="Arial" w:cs="Arial"/>
-        </w:rPr>
-        <w:t>: Practical experience with exception handling, file conversion, and basic data structures.</w:t>
+        <w:t>Python (Intermediate): Practical experience with exception handling, file conversion, and basic data structures.</w:t>
       </w:r>
     </w:p>
     <w:p>
@@ -1206,13 +897,7 @@
         <w:rPr>
           <w:rFonts w:ascii="Arial" w:hAnsi="Arial" w:cs="Arial"/>
         </w:rPr>
-        <w:t>C++ (Intermediate)</w:t>
-      </w:r>
-      <w:r>
-        <w:rPr>
-          <w:rFonts w:ascii="Arial" w:hAnsi="Arial" w:cs="Arial"/>
-        </w:rPr>
-        <w:t>: Applied in object-oriented programming, algorithm implementation, and memory management.</w:t>
+        <w:t>C++ (Intermediate): Applied in object-oriented programming, algorithm implementation, and memory management.</w:t>
       </w:r>
     </w:p>
     <w:p>
@@ -1285,13 +970,21 @@
         <w:rPr>
           <w:rFonts w:ascii="Arial" w:hAnsi="Arial" w:cs="Arial"/>
         </w:rPr>
-        <w:t>Swift &amp; SwiftUI (Intermediate</w:t>
-      </w:r>
-      <w:r>
-        <w:rPr>
-          <w:rFonts w:ascii="Arial" w:hAnsi="Arial" w:cs="Arial"/>
-        </w:rPr>
-        <w:t>)</w:t>
+        <w:t xml:space="preserve">Swift &amp; </w:t>
+      </w:r>
+      <w:proofErr w:type="spellStart"/>
+      <w:r>
+        <w:rPr>
+          <w:rFonts w:ascii="Arial" w:hAnsi="Arial" w:cs="Arial"/>
+        </w:rPr>
+        <w:t>SwiftUI</w:t>
+      </w:r>
+      <w:proofErr w:type="spellEnd"/>
+      <w:r>
+        <w:rPr>
+          <w:rFonts w:ascii="Arial" w:hAnsi="Arial" w:cs="Arial"/>
+        </w:rPr>
+        <w:t xml:space="preserve"> (Intermediate)</w:t>
       </w:r>
     </w:p>
     <w:p>
@@ -1329,13 +1022,7 @@
         <w:rPr>
           <w:rFonts w:ascii="Arial" w:hAnsi="Arial" w:cs="Arial"/>
         </w:rPr>
-        <w:t>PHP, M</w:t>
-      </w:r>
-      <w:r>
-        <w:rPr>
-          <w:rFonts w:ascii="Arial" w:hAnsi="Arial" w:cs="Arial"/>
-        </w:rPr>
-        <w:t>ySQL (Learning)</w:t>
+        <w:t>PHP, MySQL (Learning)</w:t>
       </w:r>
     </w:p>
     <w:p>
@@ -1354,27 +1041,8 @@
         <w:rPr>
           <w:rFonts w:ascii="Arial" w:hAnsi="Arial" w:cs="Arial"/>
         </w:rPr>
-        <w:t>SQL (</w:t>
-      </w:r>
-      <w:r>
-        <w:rPr>
-          <w:rFonts w:ascii="Arial" w:hAnsi="Arial" w:cs="Arial"/>
-        </w:rPr>
-        <w:t>Learning</w:t>
-      </w:r>
-      <w:r>
-        <w:rPr>
-          <w:rFonts w:ascii="Arial" w:hAnsi="Arial" w:cs="Arial"/>
-        </w:rPr>
-        <w:t>)</w:t>
-      </w:r>
-    </w:p>
-    <w:p>
-      <w:pPr>
-        <w:rPr>
-          <w:rFonts w:ascii="Arial" w:hAnsi="Arial" w:cs="Arial"/>
-        </w:rPr>
-      </w:pPr>
+        <w:t>SQL (Learning)</w:t>
+      </w:r>
     </w:p>
     <w:p>
       <w:pPr>
@@ -1382,8 +1050,6 @@
           <w:rFonts w:ascii="Arial" w:hAnsi="Arial" w:cs="Arial"/>
           <w:b/>
           <w:bCs/>
-          <w:sz w:val="26"/>
-          <w:szCs w:val="26"/>
         </w:rPr>
       </w:pPr>
       <w:r>
@@ -1391,20 +1057,8 @@
           <w:rFonts w:ascii="Arial" w:hAnsi="Arial" w:cs="Arial"/>
           <w:b/>
           <w:bCs/>
-          <w:sz w:val="26"/>
-          <w:szCs w:val="26"/>
-        </w:rPr>
-        <w:t>SOFT SKILL</w:t>
-      </w:r>
-      <w:r>
-        <w:rPr>
-          <w:rFonts w:ascii="Arial" w:hAnsi="Arial" w:cs="Arial"/>
-          <w:b/>
-          <w:bCs/>
-          <w:sz w:val="26"/>
-          <w:szCs w:val="26"/>
-        </w:rPr>
-        <w:t>S</w:t>
+        </w:rPr>
+        <w:t>SOFT SKILLS</w:t>
       </w:r>
     </w:p>
     <w:p>
@@ -1417,55 +1071,31 @@
         <w:spacing w:line="276" w:lineRule="auto"/>
         <w:rPr>
           <w:rFonts w:ascii="Arial" w:hAnsi="Arial" w:cs="Arial"/>
-        </w:rPr>
-      </w:pPr>
-      <w:r>
-        <w:rPr>
-          <w:rFonts w:ascii="Arial" w:hAnsi="Arial" w:cs="Arial"/>
-        </w:rPr>
-        <w:t>Cr</w:t>
-      </w:r>
-      <w:r>
-        <w:rPr>
-          <w:rFonts w:ascii="Arial" w:hAnsi="Arial" w:cs="Arial"/>
-        </w:rPr>
-        <w:t xml:space="preserve">itical </w:t>
-      </w:r>
-      <w:r>
-        <w:rPr>
-          <w:rFonts w:ascii="Arial" w:hAnsi="Arial" w:cs="Arial"/>
-        </w:rPr>
-        <w:t>t</w:t>
-      </w:r>
-      <w:r>
-        <w:rPr>
-          <w:rFonts w:ascii="Arial" w:hAnsi="Arial" w:cs="Arial"/>
-        </w:rPr>
-        <w:t xml:space="preserve">hinking and </w:t>
-      </w:r>
-      <w:r>
-        <w:rPr>
-          <w:rFonts w:ascii="Arial" w:hAnsi="Arial" w:cs="Arial"/>
-        </w:rPr>
-        <w:t>p</w:t>
-      </w:r>
-      <w:r>
-        <w:rPr>
-          <w:rFonts w:ascii="Arial" w:hAnsi="Arial" w:cs="Arial"/>
-        </w:rPr>
-        <w:t xml:space="preserve">roblem </w:t>
-      </w:r>
-      <w:r>
-        <w:rPr>
-          <w:rFonts w:ascii="Arial" w:hAnsi="Arial" w:cs="Arial"/>
-        </w:rPr>
-        <w:t>s</w:t>
-      </w:r>
-      <w:r>
-        <w:rPr>
-          <w:rFonts w:ascii="Arial" w:hAnsi="Arial" w:cs="Arial"/>
-        </w:rPr>
-        <w:t>olving</w:t>
+          <w:b/>
+          <w:bCs/>
+        </w:rPr>
+      </w:pPr>
+      <w:r>
+        <w:rPr>
+          <w:rFonts w:ascii="Arial" w:hAnsi="Arial" w:cs="Arial"/>
+          <w:b/>
+          <w:bCs/>
+        </w:rPr>
+        <w:t>Critical thinking and problem solving</w:t>
+      </w:r>
+      <w:r>
+        <w:rPr>
+          <w:rFonts w:ascii="Arial" w:hAnsi="Arial" w:cs="Arial"/>
+          <w:b/>
+          <w:bCs/>
+        </w:rPr>
+        <w:t xml:space="preserve"> – </w:t>
+      </w:r>
+      <w:r>
+        <w:rPr>
+          <w:rFonts w:ascii="Arial" w:hAnsi="Arial" w:cs="Arial"/>
+        </w:rPr>
+        <w:t>Solved project challenges by implementing efficient solutions in web development.</w:t>
       </w:r>
     </w:p>
     <w:p>
@@ -1483,20 +1113,40 @@
       <w:r>
         <w:rPr>
           <w:rFonts w:ascii="Arial" w:hAnsi="Arial" w:cs="Arial"/>
-        </w:rPr>
-        <w:t xml:space="preserve">Leadership and </w:t>
-      </w:r>
-      <w:r>
-        <w:rPr>
-          <w:rFonts w:ascii="Arial" w:hAnsi="Arial" w:cs="Arial"/>
-        </w:rPr>
-        <w:t>t</w:t>
-      </w:r>
-      <w:r>
-        <w:rPr>
-          <w:rFonts w:ascii="Arial" w:hAnsi="Arial" w:cs="Arial"/>
-        </w:rPr>
-        <w:t>eamwork</w:t>
+          <w:b/>
+          <w:bCs/>
+        </w:rPr>
+        <w:t>Leadership and teamwork</w:t>
+      </w:r>
+      <w:r>
+        <w:rPr>
+          <w:rFonts w:ascii="Arial" w:hAnsi="Arial" w:cs="Arial"/>
+        </w:rPr>
+        <w:t xml:space="preserve"> – </w:t>
+      </w:r>
+      <w:r>
+        <w:rPr>
+          <w:rFonts w:ascii="Arial" w:hAnsi="Arial" w:cs="Arial"/>
+        </w:rPr>
+        <w:t>Led and collaborated with a team to complete group projects on time.</w:t>
+      </w:r>
+    </w:p>
+    <w:p>
+      <w:pPr>
+        <w:spacing w:line="276" w:lineRule="auto"/>
+        <w:rPr>
+          <w:rFonts w:ascii="Arial" w:hAnsi="Arial" w:cs="Arial"/>
+          <w:b/>
+          <w:bCs/>
+        </w:rPr>
+      </w:pPr>
+      <w:r>
+        <w:rPr>
+          <w:rFonts w:ascii="Arial" w:hAnsi="Arial" w:cs="Arial"/>
+          <w:b/>
+          <w:bCs/>
+        </w:rPr>
+        <w:t>INTEREST</w:t>
       </w:r>
     </w:p>
     <w:p>
@@ -1504,7 +1154,7 @@
         <w:pStyle w:val="ListParagraph"/>
         <w:numPr>
           <w:ilvl w:val="0"/>
-          <w:numId w:val="12"/>
+          <w:numId w:val="15"/>
         </w:numPr>
         <w:spacing w:line="276" w:lineRule="auto"/>
         <w:rPr>
@@ -1515,15 +1165,152 @@
         <w:rPr>
           <w:rFonts w:ascii="Arial" w:hAnsi="Arial" w:cs="Arial"/>
         </w:rPr>
-        <w:t xml:space="preserve">Ambitious and proactive </w:t>
-      </w:r>
-    </w:p>
-    <w:p>
-      <w:pPr>
-        <w:rPr>
-          <w:rFonts w:ascii="Arial" w:hAnsi="Arial" w:cs="Arial"/>
-        </w:rPr>
-      </w:pPr>
+        <w:t>I appreciate nature, particularly green landscapes and water, for the sense of refreshment and relaxation they bring</w:t>
+      </w:r>
+      <w:r>
+        <w:rPr>
+          <w:rFonts w:ascii="Arial" w:hAnsi="Arial" w:cs="Arial"/>
+        </w:rPr>
+        <w:t>.</w:t>
+      </w:r>
+    </w:p>
+    <w:p>
+      <w:pPr>
+        <w:pStyle w:val="ListParagraph"/>
+        <w:numPr>
+          <w:ilvl w:val="0"/>
+          <w:numId w:val="15"/>
+        </w:numPr>
+        <w:spacing w:line="276" w:lineRule="auto"/>
+        <w:rPr>
+          <w:rFonts w:ascii="Arial" w:hAnsi="Arial" w:cs="Arial"/>
+        </w:rPr>
+      </w:pPr>
+      <w:r>
+        <w:rPr>
+          <w:rFonts w:ascii="Arial" w:hAnsi="Arial" w:cs="Arial"/>
+        </w:rPr>
+        <w:t>Exercising helps me clear my mind and reinforces my commitment to a healthy lifestyle</w:t>
+      </w:r>
+      <w:r>
+        <w:rPr>
+          <w:rFonts w:ascii="Arial" w:hAnsi="Arial" w:cs="Arial"/>
+        </w:rPr>
+        <w:t>.</w:t>
+      </w:r>
+    </w:p>
+    <w:p>
+      <w:pPr>
+        <w:pStyle w:val="ListParagraph"/>
+        <w:numPr>
+          <w:ilvl w:val="0"/>
+          <w:numId w:val="15"/>
+        </w:numPr>
+        <w:spacing w:line="276" w:lineRule="auto"/>
+        <w:rPr>
+          <w:rFonts w:ascii="Arial" w:hAnsi="Arial" w:cs="Arial"/>
+        </w:rPr>
+      </w:pPr>
+      <w:r>
+        <w:rPr>
+          <w:rFonts w:ascii="Arial" w:hAnsi="Arial" w:cs="Arial"/>
+        </w:rPr>
+        <w:t>Traveling exposes me to new cultures and ideas, which I reflect on to benefit my home country, Nigeria. I've visited the UAE, Saudi Arabia, and currently study in the UK</w:t>
+      </w:r>
+      <w:r>
+        <w:rPr>
+          <w:rFonts w:ascii="Arial" w:hAnsi="Arial" w:cs="Arial"/>
+        </w:rPr>
+        <w:t>.</w:t>
+      </w:r>
+    </w:p>
+    <w:p>
+      <w:pPr>
+        <w:spacing w:line="276" w:lineRule="auto"/>
+        <w:rPr>
+          <w:rFonts w:ascii="Arial" w:hAnsi="Arial" w:cs="Arial"/>
+          <w:b/>
+          <w:bCs/>
+        </w:rPr>
+      </w:pPr>
+      <w:r>
+        <w:rPr>
+          <w:rFonts w:ascii="Arial" w:hAnsi="Arial" w:cs="Arial"/>
+          <w:b/>
+          <w:bCs/>
+        </w:rPr>
+        <w:t>HOBBIES</w:t>
+      </w:r>
+    </w:p>
+    <w:p>
+      <w:pPr>
+        <w:pStyle w:val="ListParagraph"/>
+        <w:numPr>
+          <w:ilvl w:val="0"/>
+          <w:numId w:val="16"/>
+        </w:numPr>
+        <w:spacing w:line="276" w:lineRule="auto"/>
+        <w:rPr>
+          <w:rFonts w:ascii="Arial" w:hAnsi="Arial" w:cs="Arial"/>
+        </w:rPr>
+      </w:pPr>
+      <w:r>
+        <w:rPr>
+          <w:rFonts w:ascii="Arial" w:hAnsi="Arial" w:cs="Arial"/>
+        </w:rPr>
+        <w:t>I enjoy watching football and boxing.</w:t>
+      </w:r>
+    </w:p>
+    <w:p>
+      <w:pPr>
+        <w:pStyle w:val="ListParagraph"/>
+        <w:numPr>
+          <w:ilvl w:val="0"/>
+          <w:numId w:val="16"/>
+        </w:numPr>
+        <w:spacing w:line="276" w:lineRule="auto"/>
+        <w:rPr>
+          <w:rFonts w:ascii="Arial" w:hAnsi="Arial" w:cs="Arial"/>
+        </w:rPr>
+      </w:pPr>
+      <w:r>
+        <w:rPr>
+          <w:rFonts w:ascii="Arial" w:hAnsi="Arial" w:cs="Arial"/>
+        </w:rPr>
+        <w:t>I have a passion for coding, constantly learning to improve my skills.</w:t>
+      </w:r>
+    </w:p>
+    <w:p>
+      <w:pPr>
+        <w:spacing w:line="276" w:lineRule="auto"/>
+        <w:rPr>
+          <w:rFonts w:ascii="Arial" w:hAnsi="Arial" w:cs="Arial"/>
+          <w:b/>
+          <w:bCs/>
+        </w:rPr>
+      </w:pPr>
+      <w:r>
+        <w:rPr>
+          <w:rFonts w:ascii="Arial" w:hAnsi="Arial" w:cs="Arial"/>
+          <w:b/>
+          <w:bCs/>
+        </w:rPr>
+        <w:t>REFERENCE</w:t>
+      </w:r>
+    </w:p>
+    <w:p>
+      <w:pPr>
+        <w:spacing w:line="276" w:lineRule="auto"/>
+        <w:rPr>
+          <w:rFonts w:ascii="Arial" w:hAnsi="Arial" w:cs="Arial"/>
+        </w:rPr>
+      </w:pPr>
+      <w:r>
+        <w:rPr>
+          <w:rFonts w:ascii="Arial" w:hAnsi="Arial" w:cs="Arial"/>
+        </w:rPr>
+        <w:t>Reference available upon request.</w:t>
+      </w:r>
     </w:p>
     <w:sectPr>
       <w:pgSz w:w="11906" w:h="16838"/>
@@ -1800,6 +1587,119 @@
     </w:lvl>
   </w:abstractNum>
   <w:abstractNum w:abstractNumId="2" w15:restartNumberingAfterBreak="0">
+    <w:nsid w:val="131B21EF"/>
+    <w:multiLevelType w:val="hybridMultilevel"/>
+    <w:tmpl w:val="F28446DC"/>
+    <w:lvl w:ilvl="0" w:tplc="08090003">
+      <w:start w:val="1"/>
+      <w:numFmt w:val="bullet"/>
+      <w:lvlText w:val="o"/>
+      <w:lvlJc w:val="left"/>
+      <w:pPr>
+        <w:ind w:left="720" w:hanging="360"/>
+      </w:pPr>
+      <w:rPr>
+        <w:rFonts w:ascii="Courier New" w:hAnsi="Courier New" w:cs="Courier New" w:hint="default"/>
+      </w:rPr>
+    </w:lvl>
+    <w:lvl w:ilvl="1" w:tplc="08090003" w:tentative="1">
+      <w:start w:val="1"/>
+      <w:numFmt w:val="bullet"/>
+      <w:lvlText w:val="o"/>
+      <w:lvlJc w:val="left"/>
+      <w:pPr>
+        <w:ind w:left="1440" w:hanging="360"/>
+      </w:pPr>
+      <w:rPr>
+        <w:rFonts w:ascii="Courier New" w:hAnsi="Courier New" w:cs="Courier New" w:hint="default"/>
+      </w:rPr>
+    </w:lvl>
+    <w:lvl w:ilvl="2" w:tplc="08090005" w:tentative="1">
+      <w:start w:val="1"/>
+      <w:numFmt w:val="bullet"/>
+      <w:lvlText w:val=""/>
+      <w:lvlJc w:val="left"/>
+      <w:pPr>
+        <w:ind w:left="2160" w:hanging="360"/>
+      </w:pPr>
+      <w:rPr>
+        <w:rFonts w:ascii="Wingdings" w:hAnsi="Wingdings" w:hint="default"/>
+      </w:rPr>
+    </w:lvl>
+    <w:lvl w:ilvl="3" w:tplc="08090001" w:tentative="1">
+      <w:start w:val="1"/>
+      <w:numFmt w:val="bullet"/>
+      <w:lvlText w:val=""/>
+      <w:lvlJc w:val="left"/>
+      <w:pPr>
+        <w:ind w:left="2880" w:hanging="360"/>
+      </w:pPr>
+      <w:rPr>
+        <w:rFonts w:ascii="Symbol" w:hAnsi="Symbol" w:hint="default"/>
+      </w:rPr>
+    </w:lvl>
+    <w:lvl w:ilvl="4" w:tplc="08090003" w:tentative="1">
+      <w:start w:val="1"/>
+      <w:numFmt w:val="bullet"/>
+      <w:lvlText w:val="o"/>
+      <w:lvlJc w:val="left"/>
+      <w:pPr>
+        <w:ind w:left="3600" w:hanging="360"/>
+      </w:pPr>
+      <w:rPr>
+        <w:rFonts w:ascii="Courier New" w:hAnsi="Courier New" w:cs="Courier New" w:hint="default"/>
+      </w:rPr>
+    </w:lvl>
+    <w:lvl w:ilvl="5" w:tplc="08090005" w:tentative="1">
+      <w:start w:val="1"/>
+      <w:numFmt w:val="bullet"/>
+      <w:lvlText w:val=""/>
+      <w:lvlJc w:val="left"/>
+      <w:pPr>
+        <w:ind w:left="4320" w:hanging="360"/>
+      </w:pPr>
+      <w:rPr>
+        <w:rFonts w:ascii="Wingdings" w:hAnsi="Wingdings" w:hint="default"/>
+      </w:rPr>
+    </w:lvl>
+    <w:lvl w:ilvl="6" w:tplc="08090001" w:tentative="1">
+      <w:start w:val="1"/>
+      <w:numFmt w:val="bullet"/>
+      <w:lvlText w:val=""/>
+      <w:lvlJc w:val="left"/>
+      <w:pPr>
+        <w:ind w:left="5040" w:hanging="360"/>
+      </w:pPr>
+      <w:rPr>
+        <w:rFonts w:ascii="Symbol" w:hAnsi="Symbol" w:hint="default"/>
+      </w:rPr>
+    </w:lvl>
+    <w:lvl w:ilvl="7" w:tplc="08090003" w:tentative="1">
+      <w:start w:val="1"/>
+      <w:numFmt w:val="bullet"/>
+      <w:lvlText w:val="o"/>
+      <w:lvlJc w:val="left"/>
+      <w:pPr>
+        <w:ind w:left="5760" w:hanging="360"/>
+      </w:pPr>
+      <w:rPr>
+        <w:rFonts w:ascii="Courier New" w:hAnsi="Courier New" w:cs="Courier New" w:hint="default"/>
+      </w:rPr>
+    </w:lvl>
+    <w:lvl w:ilvl="8" w:tplc="08090005" w:tentative="1">
+      <w:start w:val="1"/>
+      <w:numFmt w:val="bullet"/>
+      <w:lvlText w:val=""/>
+      <w:lvlJc w:val="left"/>
+      <w:pPr>
+        <w:ind w:left="6480" w:hanging="360"/>
+      </w:pPr>
+      <w:rPr>
+        <w:rFonts w:ascii="Wingdings" w:hAnsi="Wingdings" w:hint="default"/>
+      </w:rPr>
+    </w:lvl>
+  </w:abstractNum>
+  <w:abstractNum w:abstractNumId="3" w15:restartNumberingAfterBreak="0">
     <w:nsid w:val="2B4A7D93"/>
     <w:multiLevelType w:val="hybridMultilevel"/>
     <w:tmpl w:val="6EFEA28A"/>
@@ -1912,7 +1812,7 @@
       </w:rPr>
     </w:lvl>
   </w:abstractNum>
-  <w:abstractNum w:abstractNumId="3" w15:restartNumberingAfterBreak="0">
+  <w:abstractNum w:abstractNumId="4" w15:restartNumberingAfterBreak="0">
     <w:nsid w:val="45D07A62"/>
     <w:multiLevelType w:val="hybridMultilevel"/>
     <w:tmpl w:val="8DA093D6"/>
@@ -2024,7 +1924,120 @@
       </w:rPr>
     </w:lvl>
   </w:abstractNum>
-  <w:abstractNum w:abstractNumId="4" w15:restartNumberingAfterBreak="0">
+  <w:abstractNum w:abstractNumId="5" w15:restartNumberingAfterBreak="0">
+    <w:nsid w:val="483607BA"/>
+    <w:multiLevelType w:val="hybridMultilevel"/>
+    <w:tmpl w:val="305A4CC4"/>
+    <w:lvl w:ilvl="0" w:tplc="08090003">
+      <w:start w:val="1"/>
+      <w:numFmt w:val="bullet"/>
+      <w:lvlText w:val="o"/>
+      <w:lvlJc w:val="left"/>
+      <w:pPr>
+        <w:ind w:left="720" w:hanging="360"/>
+      </w:pPr>
+      <w:rPr>
+        <w:rFonts w:ascii="Courier New" w:hAnsi="Courier New" w:cs="Courier New" w:hint="default"/>
+      </w:rPr>
+    </w:lvl>
+    <w:lvl w:ilvl="1" w:tplc="08090003" w:tentative="1">
+      <w:start w:val="1"/>
+      <w:numFmt w:val="bullet"/>
+      <w:lvlText w:val="o"/>
+      <w:lvlJc w:val="left"/>
+      <w:pPr>
+        <w:ind w:left="1440" w:hanging="360"/>
+      </w:pPr>
+      <w:rPr>
+        <w:rFonts w:ascii="Courier New" w:hAnsi="Courier New" w:cs="Courier New" w:hint="default"/>
+      </w:rPr>
+    </w:lvl>
+    <w:lvl w:ilvl="2" w:tplc="08090005" w:tentative="1">
+      <w:start w:val="1"/>
+      <w:numFmt w:val="bullet"/>
+      <w:lvlText w:val=""/>
+      <w:lvlJc w:val="left"/>
+      <w:pPr>
+        <w:ind w:left="2160" w:hanging="360"/>
+      </w:pPr>
+      <w:rPr>
+        <w:rFonts w:ascii="Wingdings" w:hAnsi="Wingdings" w:hint="default"/>
+      </w:rPr>
+    </w:lvl>
+    <w:lvl w:ilvl="3" w:tplc="08090001" w:tentative="1">
+      <w:start w:val="1"/>
+      <w:numFmt w:val="bullet"/>
+      <w:lvlText w:val=""/>
+      <w:lvlJc w:val="left"/>
+      <w:pPr>
+        <w:ind w:left="2880" w:hanging="360"/>
+      </w:pPr>
+      <w:rPr>
+        <w:rFonts w:ascii="Symbol" w:hAnsi="Symbol" w:hint="default"/>
+      </w:rPr>
+    </w:lvl>
+    <w:lvl w:ilvl="4" w:tplc="08090003" w:tentative="1">
+      <w:start w:val="1"/>
+      <w:numFmt w:val="bullet"/>
+      <w:lvlText w:val="o"/>
+      <w:lvlJc w:val="left"/>
+      <w:pPr>
+        <w:ind w:left="3600" w:hanging="360"/>
+      </w:pPr>
+      <w:rPr>
+        <w:rFonts w:ascii="Courier New" w:hAnsi="Courier New" w:cs="Courier New" w:hint="default"/>
+      </w:rPr>
+    </w:lvl>
+    <w:lvl w:ilvl="5" w:tplc="08090005" w:tentative="1">
+      <w:start w:val="1"/>
+      <w:numFmt w:val="bullet"/>
+      <w:lvlText w:val=""/>
+      <w:lvlJc w:val="left"/>
+      <w:pPr>
+        <w:ind w:left="4320" w:hanging="360"/>
+      </w:pPr>
+      <w:rPr>
+        <w:rFonts w:ascii="Wingdings" w:hAnsi="Wingdings" w:hint="default"/>
+      </w:rPr>
+    </w:lvl>
+    <w:lvl w:ilvl="6" w:tplc="08090001" w:tentative="1">
+      <w:start w:val="1"/>
+      <w:numFmt w:val="bullet"/>
+      <w:lvlText w:val=""/>
+      <w:lvlJc w:val="left"/>
+      <w:pPr>
+        <w:ind w:left="5040" w:hanging="360"/>
+      </w:pPr>
+      <w:rPr>
+        <w:rFonts w:ascii="Symbol" w:hAnsi="Symbol" w:hint="default"/>
+      </w:rPr>
+    </w:lvl>
+    <w:lvl w:ilvl="7" w:tplc="08090003" w:tentative="1">
+      <w:start w:val="1"/>
+      <w:numFmt w:val="bullet"/>
+      <w:lvlText w:val="o"/>
+      <w:lvlJc w:val="left"/>
+      <w:pPr>
+        <w:ind w:left="5760" w:hanging="360"/>
+      </w:pPr>
+      <w:rPr>
+        <w:rFonts w:ascii="Courier New" w:hAnsi="Courier New" w:cs="Courier New" w:hint="default"/>
+      </w:rPr>
+    </w:lvl>
+    <w:lvl w:ilvl="8" w:tplc="08090005" w:tentative="1">
+      <w:start w:val="1"/>
+      <w:numFmt w:val="bullet"/>
+      <w:lvlText w:val=""/>
+      <w:lvlJc w:val="left"/>
+      <w:pPr>
+        <w:ind w:left="6480" w:hanging="360"/>
+      </w:pPr>
+      <w:rPr>
+        <w:rFonts w:ascii="Wingdings" w:hAnsi="Wingdings" w:hint="default"/>
+      </w:rPr>
+    </w:lvl>
+  </w:abstractNum>
+  <w:abstractNum w:abstractNumId="6" w15:restartNumberingAfterBreak="0">
     <w:nsid w:val="4B2764AA"/>
     <w:multiLevelType w:val="hybridMultilevel"/>
     <w:tmpl w:val="4F248A72"/>
@@ -2137,7 +2150,7 @@
       </w:rPr>
     </w:lvl>
   </w:abstractNum>
-  <w:abstractNum w:abstractNumId="5" w15:restartNumberingAfterBreak="0">
+  <w:abstractNum w:abstractNumId="7" w15:restartNumberingAfterBreak="0">
     <w:nsid w:val="5D4573B7"/>
     <w:multiLevelType w:val="hybridMultilevel"/>
     <w:tmpl w:val="2BCCB088"/>
@@ -2250,7 +2263,7 @@
       </w:rPr>
     </w:lvl>
   </w:abstractNum>
-  <w:abstractNum w:abstractNumId="6" w15:restartNumberingAfterBreak="0">
+  <w:abstractNum w:abstractNumId="8" w15:restartNumberingAfterBreak="0">
     <w:nsid w:val="5D5A170C"/>
     <w:multiLevelType w:val="hybridMultilevel"/>
     <w:tmpl w:val="D8A6E7DC"/>
@@ -2363,7 +2376,7 @@
       </w:rPr>
     </w:lvl>
   </w:abstractNum>
-  <w:abstractNum w:abstractNumId="7" w15:restartNumberingAfterBreak="0">
+  <w:abstractNum w:abstractNumId="9" w15:restartNumberingAfterBreak="0">
     <w:nsid w:val="679B6573"/>
     <w:multiLevelType w:val="multilevel"/>
     <w:tmpl w:val="9124B19E"/>
@@ -2512,7 +2525,7 @@
       </w:rPr>
     </w:lvl>
   </w:abstractNum>
-  <w:abstractNum w:abstractNumId="8" w15:restartNumberingAfterBreak="0">
+  <w:abstractNum w:abstractNumId="10" w15:restartNumberingAfterBreak="0">
     <w:nsid w:val="6AAA5949"/>
     <w:multiLevelType w:val="hybridMultilevel"/>
     <w:tmpl w:val="3A4A9A60"/>
@@ -2625,7 +2638,120 @@
       </w:rPr>
     </w:lvl>
   </w:abstractNum>
-  <w:abstractNum w:abstractNumId="9" w15:restartNumberingAfterBreak="0">
+  <w:abstractNum w:abstractNumId="11" w15:restartNumberingAfterBreak="0">
+    <w:nsid w:val="6F736A4C"/>
+    <w:multiLevelType w:val="hybridMultilevel"/>
+    <w:tmpl w:val="CD0E3A0A"/>
+    <w:lvl w:ilvl="0" w:tplc="08090003">
+      <w:start w:val="1"/>
+      <w:numFmt w:val="bullet"/>
+      <w:lvlText w:val="o"/>
+      <w:lvlJc w:val="left"/>
+      <w:pPr>
+        <w:ind w:left="720" w:hanging="360"/>
+      </w:pPr>
+      <w:rPr>
+        <w:rFonts w:ascii="Courier New" w:hAnsi="Courier New" w:cs="Courier New" w:hint="default"/>
+      </w:rPr>
+    </w:lvl>
+    <w:lvl w:ilvl="1" w:tplc="08090003" w:tentative="1">
+      <w:start w:val="1"/>
+      <w:numFmt w:val="bullet"/>
+      <w:lvlText w:val="o"/>
+      <w:lvlJc w:val="left"/>
+      <w:pPr>
+        <w:ind w:left="1440" w:hanging="360"/>
+      </w:pPr>
+      <w:rPr>
+        <w:rFonts w:ascii="Courier New" w:hAnsi="Courier New" w:cs="Courier New" w:hint="default"/>
+      </w:rPr>
+    </w:lvl>
+    <w:lvl w:ilvl="2" w:tplc="08090005" w:tentative="1">
+      <w:start w:val="1"/>
+      <w:numFmt w:val="bullet"/>
+      <w:lvlText w:val=""/>
+      <w:lvlJc w:val="left"/>
+      <w:pPr>
+        <w:ind w:left="2160" w:hanging="360"/>
+      </w:pPr>
+      <w:rPr>
+        <w:rFonts w:ascii="Wingdings" w:hAnsi="Wingdings" w:hint="default"/>
+      </w:rPr>
+    </w:lvl>
+    <w:lvl w:ilvl="3" w:tplc="08090001" w:tentative="1">
+      <w:start w:val="1"/>
+      <w:numFmt w:val="bullet"/>
+      <w:lvlText w:val=""/>
+      <w:lvlJc w:val="left"/>
+      <w:pPr>
+        <w:ind w:left="2880" w:hanging="360"/>
+      </w:pPr>
+      <w:rPr>
+        <w:rFonts w:ascii="Symbol" w:hAnsi="Symbol" w:hint="default"/>
+      </w:rPr>
+    </w:lvl>
+    <w:lvl w:ilvl="4" w:tplc="08090003" w:tentative="1">
+      <w:start w:val="1"/>
+      <w:numFmt w:val="bullet"/>
+      <w:lvlText w:val="o"/>
+      <w:lvlJc w:val="left"/>
+      <w:pPr>
+        <w:ind w:left="3600" w:hanging="360"/>
+      </w:pPr>
+      <w:rPr>
+        <w:rFonts w:ascii="Courier New" w:hAnsi="Courier New" w:cs="Courier New" w:hint="default"/>
+      </w:rPr>
+    </w:lvl>
+    <w:lvl w:ilvl="5" w:tplc="08090005" w:tentative="1">
+      <w:start w:val="1"/>
+      <w:numFmt w:val="bullet"/>
+      <w:lvlText w:val=""/>
+      <w:lvlJc w:val="left"/>
+      <w:pPr>
+        <w:ind w:left="4320" w:hanging="360"/>
+      </w:pPr>
+      <w:rPr>
+        <w:rFonts w:ascii="Wingdings" w:hAnsi="Wingdings" w:hint="default"/>
+      </w:rPr>
+    </w:lvl>
+    <w:lvl w:ilvl="6" w:tplc="08090001" w:tentative="1">
+      <w:start w:val="1"/>
+      <w:numFmt w:val="bullet"/>
+      <w:lvlText w:val=""/>
+      <w:lvlJc w:val="left"/>
+      <w:pPr>
+        <w:ind w:left="5040" w:hanging="360"/>
+      </w:pPr>
+      <w:rPr>
+        <w:rFonts w:ascii="Symbol" w:hAnsi="Symbol" w:hint="default"/>
+      </w:rPr>
+    </w:lvl>
+    <w:lvl w:ilvl="7" w:tplc="08090003" w:tentative="1">
+      <w:start w:val="1"/>
+      <w:numFmt w:val="bullet"/>
+      <w:lvlText w:val="o"/>
+      <w:lvlJc w:val="left"/>
+      <w:pPr>
+        <w:ind w:left="5760" w:hanging="360"/>
+      </w:pPr>
+      <w:rPr>
+        <w:rFonts w:ascii="Courier New" w:hAnsi="Courier New" w:cs="Courier New" w:hint="default"/>
+      </w:rPr>
+    </w:lvl>
+    <w:lvl w:ilvl="8" w:tplc="08090005" w:tentative="1">
+      <w:start w:val="1"/>
+      <w:numFmt w:val="bullet"/>
+      <w:lvlText w:val=""/>
+      <w:lvlJc w:val="left"/>
+      <w:pPr>
+        <w:ind w:left="6480" w:hanging="360"/>
+      </w:pPr>
+      <w:rPr>
+        <w:rFonts w:ascii="Wingdings" w:hAnsi="Wingdings" w:hint="default"/>
+      </w:rPr>
+    </w:lvl>
+  </w:abstractNum>
+  <w:abstractNum w:abstractNumId="12" w15:restartNumberingAfterBreak="0">
     <w:nsid w:val="74790E5C"/>
     <w:multiLevelType w:val="hybridMultilevel"/>
     <w:tmpl w:val="209C7614"/>
@@ -2738,7 +2864,7 @@
       </w:rPr>
     </w:lvl>
   </w:abstractNum>
-  <w:abstractNum w:abstractNumId="10" w15:restartNumberingAfterBreak="0">
+  <w:abstractNum w:abstractNumId="13" w15:restartNumberingAfterBreak="0">
     <w:nsid w:val="7DF8634B"/>
     <w:multiLevelType w:val="hybridMultilevel"/>
     <w:tmpl w:val="F3EE7834"/>
@@ -2852,7 +2978,7 @@
     </w:lvl>
   </w:abstractNum>
   <w:num w:numId="1" w16cid:durableId="837889167">
-    <w:abstractNumId w:val="2"/>
+    <w:abstractNumId w:val="3"/>
   </w:num>
   <w:num w:numId="2" w16cid:durableId="1354305924">
     <w:abstractNumId w:val="1"/>
@@ -2935,31 +3061,40 @@
     </w:lvlOverride>
   </w:num>
   <w:num w:numId="6" w16cid:durableId="1191649689">
+    <w:abstractNumId w:val="9"/>
+  </w:num>
+  <w:num w:numId="7" w16cid:durableId="563759310">
     <w:abstractNumId w:val="7"/>
   </w:num>
-  <w:num w:numId="7" w16cid:durableId="563759310">
-    <w:abstractNumId w:val="5"/>
-  </w:num>
   <w:num w:numId="8" w16cid:durableId="1538393201">
-    <w:abstractNumId w:val="3"/>
+    <w:abstractNumId w:val="4"/>
   </w:num>
   <w:num w:numId="9" w16cid:durableId="1415667776">
     <w:abstractNumId w:val="0"/>
   </w:num>
   <w:num w:numId="10" w16cid:durableId="45372453">
-    <w:abstractNumId w:val="4"/>
+    <w:abstractNumId w:val="6"/>
   </w:num>
   <w:num w:numId="11" w16cid:durableId="1412653788">
-    <w:abstractNumId w:val="6"/>
+    <w:abstractNumId w:val="8"/>
   </w:num>
   <w:num w:numId="12" w16cid:durableId="1604419038">
-    <w:abstractNumId w:val="9"/>
+    <w:abstractNumId w:val="12"/>
   </w:num>
   <w:num w:numId="13" w16cid:durableId="1689141929">
+    <w:abstractNumId w:val="13"/>
+  </w:num>
+  <w:num w:numId="14" w16cid:durableId="1871451666">
     <w:abstractNumId w:val="10"/>
   </w:num>
-  <w:num w:numId="14" w16cid:durableId="1871451666">
-    <w:abstractNumId w:val="8"/>
+  <w:num w:numId="15" w16cid:durableId="1187060129">
+    <w:abstractNumId w:val="11"/>
+  </w:num>
+  <w:num w:numId="16" w16cid:durableId="732581096">
+    <w:abstractNumId w:val="2"/>
+  </w:num>
+  <w:num w:numId="17" w16cid:durableId="2023511497">
+    <w:abstractNumId w:val="5"/>
   </w:num>
 </w:numbering>
 </file>
@@ -3364,6 +3499,7 @@
   <w:style w:type="paragraph" w:default="1" w:styleId="Normal">
     <w:name w:val="Normal"/>
     <w:qFormat/>
+    <w:rsid w:val="00DB0DDC"/>
   </w:style>
   <w:style w:type="paragraph" w:styleId="Heading1">
     <w:name w:val="heading 1"/>

--- a/TOHEEB_A_HUSAIN_CV.docx
+++ b/TOHEEB_A_HUSAIN_CV.docx
@@ -1,6 +1,6 @@
 
 <file path=word/document.xml><?xml version="1.0" encoding="utf-8"?>
-<w:document xmlns:wpc="http://schemas.microsoft.com/office/word/2010/wordprocessingCanvas" xmlns:cx="http://schemas.microsoft.com/office/drawing/2014/chartex" xmlns:cx1="http://schemas.microsoft.com/office/drawing/2015/9/8/chartex" xmlns:cx2="http://schemas.microsoft.com/office/drawing/2015/10/21/chartex" xmlns:cx3="http://schemas.microsoft.com/office/drawing/2016/5/9/chartex" xmlns:cx4="http://schemas.microsoft.com/office/drawing/2016/5/10/chartex" xmlns:cx5="http://schemas.microsoft.com/office/drawing/2016/5/11/chartex" xmlns:cx6="http://schemas.microsoft.com/office/drawing/2016/5/12/chartex" xmlns:cx7="http://schemas.microsoft.com/office/drawing/2016/5/13/chartex" xmlns:cx8="http://schemas.microsoft.com/office/drawing/2016/5/14/chartex" xmlns:mc="http://schemas.openxmlformats.org/markup-compatibility/2006" xmlns:aink="http://schemas.microsoft.com/office/drawing/2016/ink" xmlns:am3d="http://schemas.microsoft.com/office/drawing/2017/model3d" xmlns:o="urn:schemas-microsoft-com:office:office" xmlns:oel="http://schemas.microsoft.com/office/2019/extlst" xmlns:r="http://schemas.openxmlformats.org/officeDocument/2006/relationships" xmlns:m="http://schemas.openxmlformats.org/officeDocument/2006/math" xmlns:v="urn:schemas-microsoft-com:vml" xmlns:wp14="http://schemas.microsoft.com/office/word/2010/wordprocessingDrawing" xmlns:wp="http://schemas.openxmlformats.org/drawingml/2006/wordprocessingDrawing" xmlns:w10="urn:schemas-microsoft-com:office:word" xmlns:w="http://schemas.openxmlformats.org/wordprocessingml/2006/main" xmlns:w14="http://schemas.microsoft.com/office/word/2010/wordml" xmlns:w15="http://schemas.microsoft.com/office/word/2012/wordml" xmlns:w16cex="http://schemas.microsoft.com/office/word/2018/wordml/cex" xmlns:w16cid="http://schemas.microsoft.com/office/word/2016/wordml/cid" xmlns:w16="http://schemas.microsoft.com/office/word/2018/wordml" xmlns:w16du="http://schemas.microsoft.com/office/word/2023/wordml/word16du" xmlns:w16sdtdh="http://schemas.microsoft.com/office/word/2020/wordml/sdtdatahash" xmlns:w16se="http://schemas.microsoft.com/office/word/2015/wordml/symex" xmlns:wpg="http://schemas.microsoft.com/office/word/2010/wordprocessingGroup" xmlns:wpi="http://schemas.microsoft.com/office/word/2010/wordprocessingInk" xmlns:wne="http://schemas.microsoft.com/office/word/2006/wordml" xmlns:wps="http://schemas.microsoft.com/office/word/2010/wordprocessingShape" mc:Ignorable="w14 w15 w16se w16cid w16 w16cex w16sdtdh w16du wp14">
+<w:document xmlns:wpc="http://schemas.microsoft.com/office/word/2010/wordprocessingCanvas" xmlns:cx="http://schemas.microsoft.com/office/drawing/2014/chartex" xmlns:cx1="http://schemas.microsoft.com/office/drawing/2015/9/8/chartex" xmlns:cx2="http://schemas.microsoft.com/office/drawing/2015/10/21/chartex" xmlns:cx3="http://schemas.microsoft.com/office/drawing/2016/5/9/chartex" xmlns:cx4="http://schemas.microsoft.com/office/drawing/2016/5/10/chartex" xmlns:cx5="http://schemas.microsoft.com/office/drawing/2016/5/11/chartex" xmlns:cx6="http://schemas.microsoft.com/office/drawing/2016/5/12/chartex" xmlns:cx7="http://schemas.microsoft.com/office/drawing/2016/5/13/chartex" xmlns:cx8="http://schemas.microsoft.com/office/drawing/2016/5/14/chartex" xmlns:mc="http://schemas.openxmlformats.org/markup-compatibility/2006" xmlns:aink="http://schemas.microsoft.com/office/drawing/2016/ink" xmlns:am3d="http://schemas.microsoft.com/office/drawing/2017/model3d" xmlns:o="urn:schemas-microsoft-com:office:office" xmlns:oel="http://schemas.microsoft.com/office/2019/extlst" xmlns:r="http://schemas.openxmlformats.org/officeDocument/2006/relationships" xmlns:m="http://schemas.openxmlformats.org/officeDocument/2006/math" xmlns:v="urn:schemas-microsoft-com:vml" xmlns:wp14="http://schemas.microsoft.com/office/word/2010/wordprocessingDrawing" xmlns:wp="http://schemas.openxmlformats.org/drawingml/2006/wordprocessingDrawing" xmlns:w10="urn:schemas-microsoft-com:office:word" xmlns:w="http://schemas.openxmlformats.org/wordprocessingml/2006/main" xmlns:w14="http://schemas.microsoft.com/office/word/2010/wordml" xmlns:w15="http://schemas.microsoft.com/office/word/2012/wordml" xmlns:w16cex="http://schemas.microsoft.com/office/word/2018/wordml/cex" xmlns:w16cid="http://schemas.microsoft.com/office/word/2016/wordml/cid" xmlns:w16="http://schemas.microsoft.com/office/word/2018/wordml" xmlns:w16du="http://schemas.microsoft.com/office/word/2023/wordml/word16du" xmlns:w16sdtdh="http://schemas.microsoft.com/office/word/2020/wordml/sdtdatahash" xmlns:w16sdtfl="http://schemas.microsoft.com/office/word/2024/wordml/sdtformatlock" xmlns:w16se="http://schemas.microsoft.com/office/word/2015/wordml/symex" xmlns:wpg="http://schemas.microsoft.com/office/word/2010/wordprocessingGroup" xmlns:wpi="http://schemas.microsoft.com/office/word/2010/wordprocessingInk" xmlns:wne="http://schemas.microsoft.com/office/word/2006/wordml" xmlns:wps="http://schemas.microsoft.com/office/word/2010/wordprocessingShape" mc:Ignorable="w14 w15 w16se w16cid w16 w16cex w16sdtdh w16sdtfl w16du wp14">
   <w:body>
     <w:p>
       <w:pPr>
@@ -35,7 +35,23 @@
           <w:sz w:val="22"/>
           <w:szCs w:val="22"/>
         </w:rPr>
-        <w:t>46 Southampton Road, Northampton, NN1 8EA, England</w:t>
+        <w:t>46 Southampton Road, Northampton, NN</w:t>
+      </w:r>
+      <w:r>
+        <w:rPr>
+          <w:rFonts w:ascii="Arial" w:hAnsi="Arial" w:cs="Arial"/>
+          <w:sz w:val="22"/>
+          <w:szCs w:val="22"/>
+        </w:rPr>
+        <w:t>4</w:t>
+      </w:r>
+      <w:r>
+        <w:rPr>
+          <w:rFonts w:ascii="Arial" w:hAnsi="Arial" w:cs="Arial"/>
+          <w:sz w:val="22"/>
+          <w:szCs w:val="22"/>
+        </w:rPr>
+        <w:t xml:space="preserve"> 8EA, England</w:t>
       </w:r>
     </w:p>
     <w:p>
@@ -1323,7 +1339,7 @@
 </file>
 
 <file path=word/numbering.xml><?xml version="1.0" encoding="utf-8"?>
-<w:numbering xmlns:wpc="http://schemas.microsoft.com/office/word/2010/wordprocessingCanvas" xmlns:cx="http://schemas.microsoft.com/office/drawing/2014/chartex" xmlns:cx1="http://schemas.microsoft.com/office/drawing/2015/9/8/chartex" xmlns:cx2="http://schemas.microsoft.com/office/drawing/2015/10/21/chartex" xmlns:cx3="http://schemas.microsoft.com/office/drawing/2016/5/9/chartex" xmlns:cx4="http://schemas.microsoft.com/office/drawing/2016/5/10/chartex" xmlns:cx5="http://schemas.microsoft.com/office/drawing/2016/5/11/chartex" xmlns:cx6="http://schemas.microsoft.com/office/drawing/2016/5/12/chartex" xmlns:cx7="http://schemas.microsoft.com/office/drawing/2016/5/13/chartex" xmlns:cx8="http://schemas.microsoft.com/office/drawing/2016/5/14/chartex" xmlns:mc="http://schemas.openxmlformats.org/markup-compatibility/2006" xmlns:aink="http://schemas.microsoft.com/office/drawing/2016/ink" xmlns:am3d="http://schemas.microsoft.com/office/drawing/2017/model3d" xmlns:o="urn:schemas-microsoft-com:office:office" xmlns:oel="http://schemas.microsoft.com/office/2019/extlst" xmlns:r="http://schemas.openxmlformats.org/officeDocument/2006/relationships" xmlns:m="http://schemas.openxmlformats.org/officeDocument/2006/math" xmlns:v="urn:schemas-microsoft-com:vml" xmlns:wp14="http://schemas.microsoft.com/office/word/2010/wordprocessingDrawing" xmlns:wp="http://schemas.openxmlformats.org/drawingml/2006/wordprocessingDrawing" xmlns:w10="urn:schemas-microsoft-com:office:word" xmlns:w="http://schemas.openxmlformats.org/wordprocessingml/2006/main" xmlns:w14="http://schemas.microsoft.com/office/word/2010/wordml" xmlns:w15="http://schemas.microsoft.com/office/word/2012/wordml" xmlns:w16cex="http://schemas.microsoft.com/office/word/2018/wordml/cex" xmlns:w16cid="http://schemas.microsoft.com/office/word/2016/wordml/cid" xmlns:w16="http://schemas.microsoft.com/office/word/2018/wordml" xmlns:w16du="http://schemas.microsoft.com/office/word/2023/wordml/word16du" xmlns:w16sdtdh="http://schemas.microsoft.com/office/word/2020/wordml/sdtdatahash" xmlns:w16se="http://schemas.microsoft.com/office/word/2015/wordml/symex" xmlns:wpg="http://schemas.microsoft.com/office/word/2010/wordprocessingGroup" xmlns:wpi="http://schemas.microsoft.com/office/word/2010/wordprocessingInk" xmlns:wne="http://schemas.microsoft.com/office/word/2006/wordml" xmlns:wps="http://schemas.microsoft.com/office/word/2010/wordprocessingShape" mc:Ignorable="w14 w15 w16se w16cid w16 w16cex w16sdtdh w16du wp14">
+<w:numbering xmlns:wpc="http://schemas.microsoft.com/office/word/2010/wordprocessingCanvas" xmlns:cx="http://schemas.microsoft.com/office/drawing/2014/chartex" xmlns:cx1="http://schemas.microsoft.com/office/drawing/2015/9/8/chartex" xmlns:cx2="http://schemas.microsoft.com/office/drawing/2015/10/21/chartex" xmlns:cx3="http://schemas.microsoft.com/office/drawing/2016/5/9/chartex" xmlns:cx4="http://schemas.microsoft.com/office/drawing/2016/5/10/chartex" xmlns:cx5="http://schemas.microsoft.com/office/drawing/2016/5/11/chartex" xmlns:cx6="http://schemas.microsoft.com/office/drawing/2016/5/12/chartex" xmlns:cx7="http://schemas.microsoft.com/office/drawing/2016/5/13/chartex" xmlns:cx8="http://schemas.microsoft.com/office/drawing/2016/5/14/chartex" xmlns:mc="http://schemas.openxmlformats.org/markup-compatibility/2006" xmlns:aink="http://schemas.microsoft.com/office/drawing/2016/ink" xmlns:am3d="http://schemas.microsoft.com/office/drawing/2017/model3d" xmlns:o="urn:schemas-microsoft-com:office:office" xmlns:oel="http://schemas.microsoft.com/office/2019/extlst" xmlns:r="http://schemas.openxmlformats.org/officeDocument/2006/relationships" xmlns:m="http://schemas.openxmlformats.org/officeDocument/2006/math" xmlns:v="urn:schemas-microsoft-com:vml" xmlns:wp14="http://schemas.microsoft.com/office/word/2010/wordprocessingDrawing" xmlns:wp="http://schemas.openxmlformats.org/drawingml/2006/wordprocessingDrawing" xmlns:w10="urn:schemas-microsoft-com:office:word" xmlns:w="http://schemas.openxmlformats.org/wordprocessingml/2006/main" xmlns:w14="http://schemas.microsoft.com/office/word/2010/wordml" xmlns:w15="http://schemas.microsoft.com/office/word/2012/wordml" xmlns:w16cex="http://schemas.microsoft.com/office/word/2018/wordml/cex" xmlns:w16cid="http://schemas.microsoft.com/office/word/2016/wordml/cid" xmlns:w16="http://schemas.microsoft.com/office/word/2018/wordml" xmlns:w16du="http://schemas.microsoft.com/office/word/2023/wordml/word16du" xmlns:w16sdtdh="http://schemas.microsoft.com/office/word/2020/wordml/sdtdatahash" xmlns:w16sdtfl="http://schemas.microsoft.com/office/word/2024/wordml/sdtformatlock" xmlns:w16se="http://schemas.microsoft.com/office/word/2015/wordml/symex" xmlns:wpg="http://schemas.microsoft.com/office/word/2010/wordprocessingGroup" xmlns:wpi="http://schemas.microsoft.com/office/word/2010/wordprocessingInk" xmlns:wne="http://schemas.microsoft.com/office/word/2006/wordml" xmlns:wps="http://schemas.microsoft.com/office/word/2010/wordprocessingShape" mc:Ignorable="w14 w15 w16se w16cid w16 w16cex w16sdtdh w16sdtfl w16du wp14">
   <w:abstractNum w:abstractNumId="0" w15:restartNumberingAfterBreak="0">
     <w:nsid w:val="08B659D4"/>
     <w:multiLevelType w:val="hybridMultilevel"/>
@@ -3100,7 +3116,7 @@
 </file>
 
 <file path=word/styles.xml><?xml version="1.0" encoding="utf-8"?>
-<w:styles xmlns:mc="http://schemas.openxmlformats.org/markup-compatibility/2006" xmlns:r="http://schemas.openxmlformats.org/officeDocument/2006/relationships" xmlns:w="http://schemas.openxmlformats.org/wordprocessingml/2006/main" xmlns:w14="http://schemas.microsoft.com/office/word/2010/wordml" xmlns:w15="http://schemas.microsoft.com/office/word/2012/wordml" xmlns:w16cex="http://schemas.microsoft.com/office/word/2018/wordml/cex" xmlns:w16cid="http://schemas.microsoft.com/office/word/2016/wordml/cid" xmlns:w16="http://schemas.microsoft.com/office/word/2018/wordml" xmlns:w16du="http://schemas.microsoft.com/office/word/2023/wordml/word16du" xmlns:w16sdtdh="http://schemas.microsoft.com/office/word/2020/wordml/sdtdatahash" xmlns:w16se="http://schemas.microsoft.com/office/word/2015/wordml/symex" mc:Ignorable="w14 w15 w16se w16cid w16 w16cex w16sdtdh w16du">
+<w:styles xmlns:mc="http://schemas.openxmlformats.org/markup-compatibility/2006" xmlns:r="http://schemas.openxmlformats.org/officeDocument/2006/relationships" xmlns:w="http://schemas.openxmlformats.org/wordprocessingml/2006/main" xmlns:w14="http://schemas.microsoft.com/office/word/2010/wordml" xmlns:w15="http://schemas.microsoft.com/office/word/2012/wordml" xmlns:w16cex="http://schemas.microsoft.com/office/word/2018/wordml/cex" xmlns:w16cid="http://schemas.microsoft.com/office/word/2016/wordml/cid" xmlns:w16="http://schemas.microsoft.com/office/word/2018/wordml" xmlns:w16du="http://schemas.microsoft.com/office/word/2023/wordml/word16du" xmlns:w16sdtdh="http://schemas.microsoft.com/office/word/2020/wordml/sdtdatahash" xmlns:w16sdtfl="http://schemas.microsoft.com/office/word/2024/wordml/sdtformatlock" xmlns:w16se="http://schemas.microsoft.com/office/word/2015/wordml/symex" mc:Ignorable="w14 w15 w16se w16cid w16 w16cex w16sdtdh w16sdtfl w16du">
   <w:docDefaults>
     <w:rPrDefault>
       <w:rPr>
